--- a/business_documents/PECH_PAYMENT_VOUCHER.docx
+++ b/business_documents/PECH_PAYMENT_VOUCHER.docx
@@ -2,21 +2,108 @@
 <file path=word/document.xml><?xml version="1.0" encoding="utf-8"?>
 <w:document xmlns:w="http://schemas.openxmlformats.org/wordprocessingml/2006/main" xmlns:m="http://schemas.openxmlformats.org/officeDocument/2006/math" xmlns:r="http://schemas.openxmlformats.org/officeDocument/2006/relationships" xmlns:o="urn:schemas-microsoft-com:office:office" xmlns:v="urn:schemas-microsoft-com:vml" xmlns:w10="urn:schemas-microsoft-com:office:word" xmlns:a="http://schemas.openxmlformats.org/drawingml/2006/main" xmlns:pic="http://schemas.openxmlformats.org/drawingml/2006/picture" xmlns:wp="http://schemas.openxmlformats.org/drawingml/2006/wordprocessingDrawing">
   <w:body>
+    <w:p>
+      <w:pPr>
+        <w:pBdr>
+          <w:top w:val="single" w:sz="12" w:space="1" w:color="00BFFF"/>
+          <w:bottom w:val="single" w:sz="36" w:space="0" w:color="F5A623"/>
+        </w:pBdr>
+        <w:spacing w:before="0" w:after="240"/>
+      </w:pPr>
+    </w:p>
+    <w:p>
+      <w:pPr>
+        <w:pBdr>
+          <w:bottom w:val="single" w:sz="6" w:space="1" w:color="00BFFF"/>
+        </w:pBdr>
+        <w:spacing w:before="0" w:after="120"/>
+      </w:pPr>
+    </w:p>
+    <w:p>
+      <w:pPr>
+        <w:jc w:val="center"/>
+        <w:spacing w:before="0" w:after="60"/>
+      </w:pPr>
+      <w:r>
+        <w:rPr>
+          <w:i/>
+          <w:color w:val="E08A00"/>
+          <w:sz w:val="18"/>
+          <w:szCs w:val="18"/>
+        </w:rPr>
+        <w:t>Technology &amp; Infrastructure Enablers for Africa</w:t>
+      </w:r>
+    </w:p>
+    <w:p>
+      <w:pPr>
+        <w:jc w:val="center"/>
+        <w:spacing w:before="200" w:after="40"/>
+      </w:pPr>
+      <w:r>
+        <w:rPr>
+          <w:b/>
+          <w:color w:val="0099CC"/>
+          <w:sz w:val="28"/>
+          <w:szCs w:val="28"/>
+        </w:rPr>
+        <w:t>PECH GROUP HOLDINGS LTD</w:t>
+      </w:r>
+    </w:p>
+    <w:p>
+      <w:pPr>
+        <w:pBdr>
+          <w:top w:val="single" w:sz="36" w:space="0" w:color="F5A623"/>
+          <w:bottom w:val="single" w:sz="12" w:space="1" w:color="00BFFF"/>
+        </w:pBdr>
+        <w:spacing w:after="0"/>
+      </w:pPr>
+    </w:p>
     <w:bookmarkStart w:id="39" w:name="pech-group-holdings-ltd"/>
     <w:p>
       <w:pPr>
         <w:pStyle w:val="Heading1"/>
-      </w:pPr>
-      <w:r>
+        <w:rPr>
+          <w:color w:val="0099CC"/>
+        </w:rPr>
+        <w:pBdr>
+          <w:bottom w:val="single" w:sz="18" w:space="2" w:color="F5A623"/>
+        </w:pBdr>
+      </w:pPr>
+      <w:r>
+        <w:rPr>
+          <w:b/>
+          <w:color w:val="0099CC"/>
+          <w:sz w:val="44"/>
+        </w:rPr>
         <w:t xml:space="preserve">PECH GROUP HOLDINGS LTD</w:t>
       </w:r>
     </w:p>
     <w:bookmarkStart w:id="22" w:name="payment-voucher"/>
     <w:p>
       <w:pPr>
+        <w:pBdr>
+          <w:top w:val="single" w:sz="18" w:space="1" w:color="F5A623"/>
+          <w:bottom w:val="single" w:sz="6" w:space="1" w:color="0099CC"/>
+        </w:pBdr>
+        <w:spacing w:before="200" w:after="200"/>
+      </w:pPr>
+    </w:p>
+    <w:p>
+      <w:pPr>
         <w:pStyle w:val="Heading2"/>
-      </w:pPr>
-      <w:r>
+        <w:rPr>
+          <w:color w:val="0099CC"/>
+        </w:rPr>
+        <w:pBdr>
+          <w:bottom w:val="single" w:sz="6" w:space="2" w:color="00BFFF"/>
+        </w:pBdr>
+      </w:pPr>
+      <w:r>
+        <w:rPr>
+          <w:b/>
+          <w:color w:val="0099CC"/>
+          <w:sz w:val="32"/>
+        </w:rPr>
         <w:t xml:space="preserve">PAYMENT VOUCHER</w:t>
       </w:r>
     </w:p>
@@ -24,8 +111,16 @@
     <w:p>
       <w:pPr>
         <w:pStyle w:val="Heading3"/>
-      </w:pPr>
-      <w:r>
+        <w:rPr>
+          <w:color w:val="E08A00"/>
+        </w:rPr>
+      </w:pPr>
+      <w:r>
+        <w:rPr>
+          <w:b/>
+          <w:color w:val="E08A00"/>
+          <w:sz w:val="26"/>
+        </w:rPr>
         <w:t xml:space="preserve">CONFIDENTIAL</w:t>
       </w:r>
     </w:p>
@@ -101,9 +196,29 @@
     <w:bookmarkStart w:id="23" w:name="voucher-details"/>
     <w:p>
       <w:pPr>
+        <w:pBdr>
+          <w:top w:val="single" w:sz="18" w:space="1" w:color="F5A623"/>
+          <w:bottom w:val="single" w:sz="6" w:space="1" w:color="0099CC"/>
+        </w:pBdr>
+        <w:spacing w:before="200" w:after="200"/>
+      </w:pPr>
+    </w:p>
+    <w:p>
+      <w:pPr>
         <w:pStyle w:val="Heading2"/>
-      </w:pPr>
-      <w:r>
+        <w:rPr>
+          <w:color w:val="0099CC"/>
+        </w:rPr>
+        <w:pBdr>
+          <w:bottom w:val="single" w:sz="6" w:space="2" w:color="00BFFF"/>
+        </w:pBdr>
+      </w:pPr>
+      <w:r>
+        <w:rPr>
+          <w:b/>
+          <w:color w:val="0099CC"/>
+          <w:sz w:val="32"/>
+        </w:rPr>
         <w:t xml:space="preserve">VOUCHER DETAILS</w:t>
       </w:r>
     </w:p>
@@ -113,6 +228,14 @@
         <w:tblW w:type="auto" w:w="0"/>
         <w:tblLook w:firstRow="1" w:lastRow="0" w:firstColumn="0" w:lastColumn="0" w:noHBand="0" w:noVBand="0" w:val="0020"/>
         <w:jc w:val="start"/>
+        <w:tblBorders>
+          <w:top w:val="single" w:sz="4" w:space="0" w:color="B0D4E8"/>
+          <w:left w:val="single" w:sz="4" w:space="0" w:color="B0D4E8"/>
+          <w:bottom w:val="single" w:sz="4" w:space="0" w:color="B0D4E8"/>
+          <w:right w:val="single" w:sz="4" w:space="0" w:color="B0D4E8"/>
+          <w:insideH w:val="single" w:sz="4" w:space="0" w:color="B0D4E8"/>
+          <w:insideV w:val="single" w:sz="4" w:space="0" w:color="B0D4E8"/>
+        </w:tblBorders>
       </w:tblPr>
       <w:tblGrid>
         <w:gridCol w:w="3960"/>
@@ -123,25 +246,39 @@
           <w:tblHeader w:val="true"/>
         </w:trPr>
         <w:tc>
-          <w:tcPr/>
-          <w:p>
-            <w:pPr>
-              <w:pStyle w:val="Compact"/>
-              <w:jc w:val="left"/>
-            </w:pPr>
-            <w:r>
+          <w:tcPr>
+            <w:shd w:fill="0099CC" w:val="clear"/>
+          </w:tcPr>
+          <w:p>
+            <w:pPr>
+              <w:pStyle w:val="Compact"/>
+              <w:jc w:val="left"/>
+            </w:pPr>
+            <w:r>
+              <w:rPr>
+                <w:b/>
+                <w:color w:val="FFFFFF"/>
+                <w:sz w:val="20"/>
+              </w:rPr>
               <w:t xml:space="preserve">Field</w:t>
             </w:r>
           </w:p>
         </w:tc>
         <w:tc>
-          <w:tcPr/>
-          <w:p>
-            <w:pPr>
-              <w:pStyle w:val="Compact"/>
-              <w:jc w:val="left"/>
-            </w:pPr>
-            <w:r>
+          <w:tcPr>
+            <w:shd w:fill="0099CC" w:val="clear"/>
+          </w:tcPr>
+          <w:p>
+            <w:pPr>
+              <w:pStyle w:val="Compact"/>
+              <w:jc w:val="left"/>
+            </w:pPr>
+            <w:r>
+              <w:rPr>
+                <w:b/>
+                <w:color w:val="FFFFFF"/>
+                <w:sz w:val="20"/>
+              </w:rPr>
               <w:t xml:space="preserve">Details</w:t>
             </w:r>
           </w:p>
@@ -149,25 +286,37 @@
       </w:tr>
       <w:tr>
         <w:tc>
-          <w:tcPr/>
-          <w:p>
-            <w:pPr>
-              <w:pStyle w:val="Compact"/>
-              <w:jc w:val="left"/>
-            </w:pPr>
-            <w:r>
+          <w:tcPr>
+            <w:shd w:fill="FFFFFF" w:val="clear"/>
+          </w:tcPr>
+          <w:p>
+            <w:pPr>
+              <w:pStyle w:val="Compact"/>
+              <w:jc w:val="left"/>
+            </w:pPr>
+            <w:r>
+              <w:rPr>
+                <w:color w:val="1A1A1A"/>
+                <w:sz w:val="19"/>
+              </w:rPr>
               <w:t xml:space="preserve">Voucher Number</w:t>
             </w:r>
           </w:p>
         </w:tc>
         <w:tc>
-          <w:tcPr/>
-          <w:p>
-            <w:pPr>
-              <w:pStyle w:val="Compact"/>
-              <w:jc w:val="left"/>
-            </w:pPr>
-            <w:r>
+          <w:tcPr>
+            <w:shd w:fill="FFFFFF" w:val="clear"/>
+          </w:tcPr>
+          <w:p>
+            <w:pPr>
+              <w:pStyle w:val="Compact"/>
+              <w:jc w:val="left"/>
+            </w:pPr>
+            <w:r>
+              <w:rPr>
+                <w:color w:val="1A1A1A"/>
+                <w:sz w:val="19"/>
+              </w:rPr>
               <w:t xml:space="preserve">__________________________________________</w:t>
             </w:r>
           </w:p>
@@ -175,25 +324,37 @@
       </w:tr>
       <w:tr>
         <w:tc>
-          <w:tcPr/>
-          <w:p>
-            <w:pPr>
-              <w:pStyle w:val="Compact"/>
-              <w:jc w:val="left"/>
-            </w:pPr>
-            <w:r>
+          <w:tcPr>
+            <w:shd w:fill="E8F8FF" w:val="clear"/>
+          </w:tcPr>
+          <w:p>
+            <w:pPr>
+              <w:pStyle w:val="Compact"/>
+              <w:jc w:val="left"/>
+            </w:pPr>
+            <w:r>
+              <w:rPr>
+                <w:color w:val="1A1A1A"/>
+                <w:sz w:val="19"/>
+              </w:rPr>
               <w:t xml:space="preserve">Voucher Date</w:t>
             </w:r>
           </w:p>
         </w:tc>
         <w:tc>
-          <w:tcPr/>
-          <w:p>
-            <w:pPr>
-              <w:pStyle w:val="Compact"/>
-              <w:jc w:val="left"/>
-            </w:pPr>
-            <w:r>
+          <w:tcPr>
+            <w:shd w:fill="E8F8FF" w:val="clear"/>
+          </w:tcPr>
+          <w:p>
+            <w:pPr>
+              <w:pStyle w:val="Compact"/>
+              <w:jc w:val="left"/>
+            </w:pPr>
+            <w:r>
+              <w:rPr>
+                <w:color w:val="1A1A1A"/>
+                <w:sz w:val="19"/>
+              </w:rPr>
               <w:t xml:space="preserve">__________________________________________</w:t>
             </w:r>
           </w:p>
@@ -201,25 +362,37 @@
       </w:tr>
       <w:tr>
         <w:tc>
-          <w:tcPr/>
-          <w:p>
-            <w:pPr>
-              <w:pStyle w:val="Compact"/>
-              <w:jc w:val="left"/>
-            </w:pPr>
-            <w:r>
+          <w:tcPr>
+            <w:shd w:fill="FFFFFF" w:val="clear"/>
+          </w:tcPr>
+          <w:p>
+            <w:pPr>
+              <w:pStyle w:val="Compact"/>
+              <w:jc w:val="left"/>
+            </w:pPr>
+            <w:r>
+              <w:rPr>
+                <w:color w:val="1A1A1A"/>
+                <w:sz w:val="19"/>
+              </w:rPr>
               <w:t xml:space="preserve">Payment Period</w:t>
             </w:r>
           </w:p>
         </w:tc>
         <w:tc>
-          <w:tcPr/>
-          <w:p>
-            <w:pPr>
-              <w:pStyle w:val="Compact"/>
-              <w:jc w:val="left"/>
-            </w:pPr>
-            <w:r>
+          <w:tcPr>
+            <w:shd w:fill="FFFFFF" w:val="clear"/>
+          </w:tcPr>
+          <w:p>
+            <w:pPr>
+              <w:pStyle w:val="Compact"/>
+              <w:jc w:val="left"/>
+            </w:pPr>
+            <w:r>
+              <w:rPr>
+                <w:color w:val="1A1A1A"/>
+                <w:sz w:val="19"/>
+              </w:rPr>
               <w:t xml:space="preserve">__________________________________________</w:t>
             </w:r>
           </w:p>
@@ -227,25 +400,37 @@
       </w:tr>
       <w:tr>
         <w:tc>
-          <w:tcPr/>
-          <w:p>
-            <w:pPr>
-              <w:pStyle w:val="Compact"/>
-              <w:jc w:val="left"/>
-            </w:pPr>
-            <w:r>
+          <w:tcPr>
+            <w:shd w:fill="E8F8FF" w:val="clear"/>
+          </w:tcPr>
+          <w:p>
+            <w:pPr>
+              <w:pStyle w:val="Compact"/>
+              <w:jc w:val="left"/>
+            </w:pPr>
+            <w:r>
+              <w:rPr>
+                <w:color w:val="1A1A1A"/>
+                <w:sz w:val="19"/>
+              </w:rPr>
               <w:t xml:space="preserve">Department</w:t>
             </w:r>
           </w:p>
         </w:tc>
         <w:tc>
-          <w:tcPr/>
-          <w:p>
-            <w:pPr>
-              <w:pStyle w:val="Compact"/>
-              <w:jc w:val="left"/>
-            </w:pPr>
-            <w:r>
+          <w:tcPr>
+            <w:shd w:fill="E8F8FF" w:val="clear"/>
+          </w:tcPr>
+          <w:p>
+            <w:pPr>
+              <w:pStyle w:val="Compact"/>
+              <w:jc w:val="left"/>
+            </w:pPr>
+            <w:r>
+              <w:rPr>
+                <w:color w:val="1A1A1A"/>
+                <w:sz w:val="19"/>
+              </w:rPr>
               <w:t xml:space="preserve">__________________________________________</w:t>
             </w:r>
           </w:p>
@@ -263,9 +448,29 @@
     <w:bookmarkStart w:id="24" w:name="payee-details"/>
     <w:p>
       <w:pPr>
+        <w:pBdr>
+          <w:top w:val="single" w:sz="18" w:space="1" w:color="F5A623"/>
+          <w:bottom w:val="single" w:sz="6" w:space="1" w:color="0099CC"/>
+        </w:pBdr>
+        <w:spacing w:before="200" w:after="200"/>
+      </w:pPr>
+    </w:p>
+    <w:p>
+      <w:pPr>
         <w:pStyle w:val="Heading2"/>
-      </w:pPr>
-      <w:r>
+        <w:rPr>
+          <w:color w:val="0099CC"/>
+        </w:rPr>
+        <w:pBdr>
+          <w:bottom w:val="single" w:sz="6" w:space="2" w:color="00BFFF"/>
+        </w:pBdr>
+      </w:pPr>
+      <w:r>
+        <w:rPr>
+          <w:b/>
+          <w:color w:val="0099CC"/>
+          <w:sz w:val="32"/>
+        </w:rPr>
         <w:t xml:space="preserve">PAYEE DETAILS</w:t>
       </w:r>
     </w:p>
@@ -275,6 +480,14 @@
         <w:tblW w:type="auto" w:w="0"/>
         <w:tblLook w:firstRow="1" w:lastRow="0" w:firstColumn="0" w:lastColumn="0" w:noHBand="0" w:noVBand="0" w:val="0020"/>
         <w:jc w:val="start"/>
+        <w:tblBorders>
+          <w:top w:val="single" w:sz="4" w:space="0" w:color="B0D4E8"/>
+          <w:left w:val="single" w:sz="4" w:space="0" w:color="B0D4E8"/>
+          <w:bottom w:val="single" w:sz="4" w:space="0" w:color="B0D4E8"/>
+          <w:right w:val="single" w:sz="4" w:space="0" w:color="B0D4E8"/>
+          <w:insideH w:val="single" w:sz="4" w:space="0" w:color="B0D4E8"/>
+          <w:insideV w:val="single" w:sz="4" w:space="0" w:color="B0D4E8"/>
+        </w:tblBorders>
       </w:tblPr>
       <w:tblGrid>
         <w:gridCol w:w="3960"/>
@@ -285,25 +498,39 @@
           <w:tblHeader w:val="true"/>
         </w:trPr>
         <w:tc>
-          <w:tcPr/>
-          <w:p>
-            <w:pPr>
-              <w:pStyle w:val="Compact"/>
-              <w:jc w:val="left"/>
-            </w:pPr>
-            <w:r>
+          <w:tcPr>
+            <w:shd w:fill="0099CC" w:val="clear"/>
+          </w:tcPr>
+          <w:p>
+            <w:pPr>
+              <w:pStyle w:val="Compact"/>
+              <w:jc w:val="left"/>
+            </w:pPr>
+            <w:r>
+              <w:rPr>
+                <w:b/>
+                <w:color w:val="FFFFFF"/>
+                <w:sz w:val="20"/>
+              </w:rPr>
               <w:t xml:space="preserve">Field</w:t>
             </w:r>
           </w:p>
         </w:tc>
         <w:tc>
-          <w:tcPr/>
-          <w:p>
-            <w:pPr>
-              <w:pStyle w:val="Compact"/>
-              <w:jc w:val="left"/>
-            </w:pPr>
-            <w:r>
+          <w:tcPr>
+            <w:shd w:fill="0099CC" w:val="clear"/>
+          </w:tcPr>
+          <w:p>
+            <w:pPr>
+              <w:pStyle w:val="Compact"/>
+              <w:jc w:val="left"/>
+            </w:pPr>
+            <w:r>
+              <w:rPr>
+                <w:b/>
+                <w:color w:val="FFFFFF"/>
+                <w:sz w:val="20"/>
+              </w:rPr>
               <w:t xml:space="preserve">Details</w:t>
             </w:r>
           </w:p>
@@ -311,25 +538,37 @@
       </w:tr>
       <w:tr>
         <w:tc>
-          <w:tcPr/>
-          <w:p>
-            <w:pPr>
-              <w:pStyle w:val="Compact"/>
-              <w:jc w:val="left"/>
-            </w:pPr>
-            <w:r>
+          <w:tcPr>
+            <w:shd w:fill="FFFFFF" w:val="clear"/>
+          </w:tcPr>
+          <w:p>
+            <w:pPr>
+              <w:pStyle w:val="Compact"/>
+              <w:jc w:val="left"/>
+            </w:pPr>
+            <w:r>
+              <w:rPr>
+                <w:color w:val="1A1A1A"/>
+                <w:sz w:val="19"/>
+              </w:rPr>
               <w:t xml:space="preserve">Payee Name</w:t>
             </w:r>
           </w:p>
         </w:tc>
         <w:tc>
-          <w:tcPr/>
-          <w:p>
-            <w:pPr>
-              <w:pStyle w:val="Compact"/>
-              <w:jc w:val="left"/>
-            </w:pPr>
-            <w:r>
+          <w:tcPr>
+            <w:shd w:fill="FFFFFF" w:val="clear"/>
+          </w:tcPr>
+          <w:p>
+            <w:pPr>
+              <w:pStyle w:val="Compact"/>
+              <w:jc w:val="left"/>
+            </w:pPr>
+            <w:r>
+              <w:rPr>
+                <w:color w:val="1A1A1A"/>
+                <w:sz w:val="19"/>
+              </w:rPr>
               <w:t xml:space="preserve">__________________________________________</w:t>
             </w:r>
           </w:p>
@@ -337,25 +576,37 @@
       </w:tr>
       <w:tr>
         <w:tc>
-          <w:tcPr/>
-          <w:p>
-            <w:pPr>
-              <w:pStyle w:val="Compact"/>
-              <w:jc w:val="left"/>
-            </w:pPr>
-            <w:r>
+          <w:tcPr>
+            <w:shd w:fill="E8F8FF" w:val="clear"/>
+          </w:tcPr>
+          <w:p>
+            <w:pPr>
+              <w:pStyle w:val="Compact"/>
+              <w:jc w:val="left"/>
+            </w:pPr>
+            <w:r>
+              <w:rPr>
+                <w:color w:val="1A1A1A"/>
+                <w:sz w:val="19"/>
+              </w:rPr>
               <w:t xml:space="preserve">Company / Organization</w:t>
             </w:r>
           </w:p>
         </w:tc>
         <w:tc>
-          <w:tcPr/>
-          <w:p>
-            <w:pPr>
-              <w:pStyle w:val="Compact"/>
-              <w:jc w:val="left"/>
-            </w:pPr>
-            <w:r>
+          <w:tcPr>
+            <w:shd w:fill="E8F8FF" w:val="clear"/>
+          </w:tcPr>
+          <w:p>
+            <w:pPr>
+              <w:pStyle w:val="Compact"/>
+              <w:jc w:val="left"/>
+            </w:pPr>
+            <w:r>
+              <w:rPr>
+                <w:color w:val="1A1A1A"/>
+                <w:sz w:val="19"/>
+              </w:rPr>
               <w:t xml:space="preserve">__________________________________________</w:t>
             </w:r>
           </w:p>
@@ -363,25 +614,37 @@
       </w:tr>
       <w:tr>
         <w:tc>
-          <w:tcPr/>
-          <w:p>
-            <w:pPr>
-              <w:pStyle w:val="Compact"/>
-              <w:jc w:val="left"/>
-            </w:pPr>
-            <w:r>
+          <w:tcPr>
+            <w:shd w:fill="FFFFFF" w:val="clear"/>
+          </w:tcPr>
+          <w:p>
+            <w:pPr>
+              <w:pStyle w:val="Compact"/>
+              <w:jc w:val="left"/>
+            </w:pPr>
+            <w:r>
+              <w:rPr>
+                <w:color w:val="1A1A1A"/>
+                <w:sz w:val="19"/>
+              </w:rPr>
               <w:t xml:space="preserve">Address</w:t>
             </w:r>
           </w:p>
         </w:tc>
         <w:tc>
-          <w:tcPr/>
-          <w:p>
-            <w:pPr>
-              <w:pStyle w:val="Compact"/>
-              <w:jc w:val="left"/>
-            </w:pPr>
-            <w:r>
+          <w:tcPr>
+            <w:shd w:fill="FFFFFF" w:val="clear"/>
+          </w:tcPr>
+          <w:p>
+            <w:pPr>
+              <w:pStyle w:val="Compact"/>
+              <w:jc w:val="left"/>
+            </w:pPr>
+            <w:r>
+              <w:rPr>
+                <w:color w:val="1A1A1A"/>
+                <w:sz w:val="19"/>
+              </w:rPr>
               <w:t xml:space="preserve">__________________________________________</w:t>
             </w:r>
           </w:p>
@@ -389,25 +652,37 @@
       </w:tr>
       <w:tr>
         <w:tc>
-          <w:tcPr/>
-          <w:p>
-            <w:pPr>
-              <w:pStyle w:val="Compact"/>
-              <w:jc w:val="left"/>
-            </w:pPr>
-            <w:r>
+          <w:tcPr>
+            <w:shd w:fill="E8F8FF" w:val="clear"/>
+          </w:tcPr>
+          <w:p>
+            <w:pPr>
+              <w:pStyle w:val="Compact"/>
+              <w:jc w:val="left"/>
+            </w:pPr>
+            <w:r>
+              <w:rPr>
+                <w:color w:val="1A1A1A"/>
+                <w:sz w:val="19"/>
+              </w:rPr>
               <w:t xml:space="preserve">City / State</w:t>
             </w:r>
           </w:p>
         </w:tc>
         <w:tc>
-          <w:tcPr/>
-          <w:p>
-            <w:pPr>
-              <w:pStyle w:val="Compact"/>
-              <w:jc w:val="left"/>
-            </w:pPr>
-            <w:r>
+          <w:tcPr>
+            <w:shd w:fill="E8F8FF" w:val="clear"/>
+          </w:tcPr>
+          <w:p>
+            <w:pPr>
+              <w:pStyle w:val="Compact"/>
+              <w:jc w:val="left"/>
+            </w:pPr>
+            <w:r>
+              <w:rPr>
+                <w:color w:val="1A1A1A"/>
+                <w:sz w:val="19"/>
+              </w:rPr>
               <w:t xml:space="preserve">__________________________________________</w:t>
             </w:r>
           </w:p>
@@ -415,25 +690,37 @@
       </w:tr>
       <w:tr>
         <w:tc>
-          <w:tcPr/>
-          <w:p>
-            <w:pPr>
-              <w:pStyle w:val="Compact"/>
-              <w:jc w:val="left"/>
-            </w:pPr>
-            <w:r>
+          <w:tcPr>
+            <w:shd w:fill="FFFFFF" w:val="clear"/>
+          </w:tcPr>
+          <w:p>
+            <w:pPr>
+              <w:pStyle w:val="Compact"/>
+              <w:jc w:val="left"/>
+            </w:pPr>
+            <w:r>
+              <w:rPr>
+                <w:color w:val="1A1A1A"/>
+                <w:sz w:val="19"/>
+              </w:rPr>
               <w:t xml:space="preserve">Phone</w:t>
             </w:r>
           </w:p>
         </w:tc>
         <w:tc>
-          <w:tcPr/>
-          <w:p>
-            <w:pPr>
-              <w:pStyle w:val="Compact"/>
-              <w:jc w:val="left"/>
-            </w:pPr>
-            <w:r>
+          <w:tcPr>
+            <w:shd w:fill="FFFFFF" w:val="clear"/>
+          </w:tcPr>
+          <w:p>
+            <w:pPr>
+              <w:pStyle w:val="Compact"/>
+              <w:jc w:val="left"/>
+            </w:pPr>
+            <w:r>
+              <w:rPr>
+                <w:color w:val="1A1A1A"/>
+                <w:sz w:val="19"/>
+              </w:rPr>
               <w:t xml:space="preserve">__________________________________________</w:t>
             </w:r>
           </w:p>
@@ -441,25 +728,37 @@
       </w:tr>
       <w:tr>
         <w:tc>
-          <w:tcPr/>
-          <w:p>
-            <w:pPr>
-              <w:pStyle w:val="Compact"/>
-              <w:jc w:val="left"/>
-            </w:pPr>
-            <w:r>
+          <w:tcPr>
+            <w:shd w:fill="E8F8FF" w:val="clear"/>
+          </w:tcPr>
+          <w:p>
+            <w:pPr>
+              <w:pStyle w:val="Compact"/>
+              <w:jc w:val="left"/>
+            </w:pPr>
+            <w:r>
+              <w:rPr>
+                <w:color w:val="1A1A1A"/>
+                <w:sz w:val="19"/>
+              </w:rPr>
               <w:t xml:space="preserve">Email</w:t>
             </w:r>
           </w:p>
         </w:tc>
         <w:tc>
-          <w:tcPr/>
-          <w:p>
-            <w:pPr>
-              <w:pStyle w:val="Compact"/>
-              <w:jc w:val="left"/>
-            </w:pPr>
-            <w:r>
+          <w:tcPr>
+            <w:shd w:fill="E8F8FF" w:val="clear"/>
+          </w:tcPr>
+          <w:p>
+            <w:pPr>
+              <w:pStyle w:val="Compact"/>
+              <w:jc w:val="left"/>
+            </w:pPr>
+            <w:r>
+              <w:rPr>
+                <w:color w:val="1A1A1A"/>
+                <w:sz w:val="19"/>
+              </w:rPr>
               <w:t xml:space="preserve">__________________________________________</w:t>
             </w:r>
           </w:p>
@@ -467,25 +766,37 @@
       </w:tr>
       <w:tr>
         <w:tc>
-          <w:tcPr/>
-          <w:p>
-            <w:pPr>
-              <w:pStyle w:val="Compact"/>
-              <w:jc w:val="left"/>
-            </w:pPr>
-            <w:r>
+          <w:tcPr>
+            <w:shd w:fill="FFFFFF" w:val="clear"/>
+          </w:tcPr>
+          <w:p>
+            <w:pPr>
+              <w:pStyle w:val="Compact"/>
+              <w:jc w:val="left"/>
+            </w:pPr>
+            <w:r>
+              <w:rPr>
+                <w:color w:val="1A1A1A"/>
+                <w:sz w:val="19"/>
+              </w:rPr>
               <w:t xml:space="preserve">TIN (if applicable)</w:t>
             </w:r>
           </w:p>
         </w:tc>
         <w:tc>
-          <w:tcPr/>
-          <w:p>
-            <w:pPr>
-              <w:pStyle w:val="Compact"/>
-              <w:jc w:val="left"/>
-            </w:pPr>
-            <w:r>
+          <w:tcPr>
+            <w:shd w:fill="FFFFFF" w:val="clear"/>
+          </w:tcPr>
+          <w:p>
+            <w:pPr>
+              <w:pStyle w:val="Compact"/>
+              <w:jc w:val="left"/>
+            </w:pPr>
+            <w:r>
+              <w:rPr>
+                <w:color w:val="1A1A1A"/>
+                <w:sz w:val="19"/>
+              </w:rPr>
               <w:t xml:space="preserve">__________________________________________</w:t>
             </w:r>
           </w:p>
@@ -503,9 +814,29 @@
     <w:bookmarkStart w:id="25" w:name="payee-bank-details"/>
     <w:p>
       <w:pPr>
+        <w:pBdr>
+          <w:top w:val="single" w:sz="18" w:space="1" w:color="F5A623"/>
+          <w:bottom w:val="single" w:sz="6" w:space="1" w:color="0099CC"/>
+        </w:pBdr>
+        <w:spacing w:before="200" w:after="200"/>
+      </w:pPr>
+    </w:p>
+    <w:p>
+      <w:pPr>
         <w:pStyle w:val="Heading2"/>
-      </w:pPr>
-      <w:r>
+        <w:rPr>
+          <w:color w:val="0099CC"/>
+        </w:rPr>
+        <w:pBdr>
+          <w:bottom w:val="single" w:sz="6" w:space="2" w:color="00BFFF"/>
+        </w:pBdr>
+      </w:pPr>
+      <w:r>
+        <w:rPr>
+          <w:b/>
+          <w:color w:val="0099CC"/>
+          <w:sz w:val="32"/>
+        </w:rPr>
         <w:t xml:space="preserve">PAYEE BANK DETAILS</w:t>
       </w:r>
     </w:p>
@@ -515,6 +846,14 @@
         <w:tblW w:type="auto" w:w="0"/>
         <w:tblLook w:firstRow="1" w:lastRow="0" w:firstColumn="0" w:lastColumn="0" w:noHBand="0" w:noVBand="0" w:val="0020"/>
         <w:jc w:val="start"/>
+        <w:tblBorders>
+          <w:top w:val="single" w:sz="4" w:space="0" w:color="B0D4E8"/>
+          <w:left w:val="single" w:sz="4" w:space="0" w:color="B0D4E8"/>
+          <w:bottom w:val="single" w:sz="4" w:space="0" w:color="B0D4E8"/>
+          <w:right w:val="single" w:sz="4" w:space="0" w:color="B0D4E8"/>
+          <w:insideH w:val="single" w:sz="4" w:space="0" w:color="B0D4E8"/>
+          <w:insideV w:val="single" w:sz="4" w:space="0" w:color="B0D4E8"/>
+        </w:tblBorders>
       </w:tblPr>
       <w:tblGrid>
         <w:gridCol w:w="3960"/>
@@ -525,25 +864,39 @@
           <w:tblHeader w:val="true"/>
         </w:trPr>
         <w:tc>
-          <w:tcPr/>
-          <w:p>
-            <w:pPr>
-              <w:pStyle w:val="Compact"/>
-              <w:jc w:val="left"/>
-            </w:pPr>
-            <w:r>
+          <w:tcPr>
+            <w:shd w:fill="0099CC" w:val="clear"/>
+          </w:tcPr>
+          <w:p>
+            <w:pPr>
+              <w:pStyle w:val="Compact"/>
+              <w:jc w:val="left"/>
+            </w:pPr>
+            <w:r>
+              <w:rPr>
+                <w:b/>
+                <w:color w:val="FFFFFF"/>
+                <w:sz w:val="20"/>
+              </w:rPr>
               <w:t xml:space="preserve">Field</w:t>
             </w:r>
           </w:p>
         </w:tc>
         <w:tc>
-          <w:tcPr/>
-          <w:p>
-            <w:pPr>
-              <w:pStyle w:val="Compact"/>
-              <w:jc w:val="left"/>
-            </w:pPr>
-            <w:r>
+          <w:tcPr>
+            <w:shd w:fill="0099CC" w:val="clear"/>
+          </w:tcPr>
+          <w:p>
+            <w:pPr>
+              <w:pStyle w:val="Compact"/>
+              <w:jc w:val="left"/>
+            </w:pPr>
+            <w:r>
+              <w:rPr>
+                <w:b/>
+                <w:color w:val="FFFFFF"/>
+                <w:sz w:val="20"/>
+              </w:rPr>
               <w:t xml:space="preserve">Details</w:t>
             </w:r>
           </w:p>
@@ -551,25 +904,37 @@
       </w:tr>
       <w:tr>
         <w:tc>
-          <w:tcPr/>
-          <w:p>
-            <w:pPr>
-              <w:pStyle w:val="Compact"/>
-              <w:jc w:val="left"/>
-            </w:pPr>
-            <w:r>
+          <w:tcPr>
+            <w:shd w:fill="FFFFFF" w:val="clear"/>
+          </w:tcPr>
+          <w:p>
+            <w:pPr>
+              <w:pStyle w:val="Compact"/>
+              <w:jc w:val="left"/>
+            </w:pPr>
+            <w:r>
+              <w:rPr>
+                <w:color w:val="1A1A1A"/>
+                <w:sz w:val="19"/>
+              </w:rPr>
               <w:t xml:space="preserve">Bank Name</w:t>
             </w:r>
           </w:p>
         </w:tc>
         <w:tc>
-          <w:tcPr/>
-          <w:p>
-            <w:pPr>
-              <w:pStyle w:val="Compact"/>
-              <w:jc w:val="left"/>
-            </w:pPr>
-            <w:r>
+          <w:tcPr>
+            <w:shd w:fill="FFFFFF" w:val="clear"/>
+          </w:tcPr>
+          <w:p>
+            <w:pPr>
+              <w:pStyle w:val="Compact"/>
+              <w:jc w:val="left"/>
+            </w:pPr>
+            <w:r>
+              <w:rPr>
+                <w:color w:val="1A1A1A"/>
+                <w:sz w:val="19"/>
+              </w:rPr>
               <w:t xml:space="preserve">__________________________________________</w:t>
             </w:r>
           </w:p>
@@ -577,25 +942,37 @@
       </w:tr>
       <w:tr>
         <w:tc>
-          <w:tcPr/>
-          <w:p>
-            <w:pPr>
-              <w:pStyle w:val="Compact"/>
-              <w:jc w:val="left"/>
-            </w:pPr>
-            <w:r>
+          <w:tcPr>
+            <w:shd w:fill="E8F8FF" w:val="clear"/>
+          </w:tcPr>
+          <w:p>
+            <w:pPr>
+              <w:pStyle w:val="Compact"/>
+              <w:jc w:val="left"/>
+            </w:pPr>
+            <w:r>
+              <w:rPr>
+                <w:color w:val="1A1A1A"/>
+                <w:sz w:val="19"/>
+              </w:rPr>
               <w:t xml:space="preserve">Account Name</w:t>
             </w:r>
           </w:p>
         </w:tc>
         <w:tc>
-          <w:tcPr/>
-          <w:p>
-            <w:pPr>
-              <w:pStyle w:val="Compact"/>
-              <w:jc w:val="left"/>
-            </w:pPr>
-            <w:r>
+          <w:tcPr>
+            <w:shd w:fill="E8F8FF" w:val="clear"/>
+          </w:tcPr>
+          <w:p>
+            <w:pPr>
+              <w:pStyle w:val="Compact"/>
+              <w:jc w:val="left"/>
+            </w:pPr>
+            <w:r>
+              <w:rPr>
+                <w:color w:val="1A1A1A"/>
+                <w:sz w:val="19"/>
+              </w:rPr>
               <w:t xml:space="preserve">__________________________________________</w:t>
             </w:r>
           </w:p>
@@ -603,25 +980,37 @@
       </w:tr>
       <w:tr>
         <w:tc>
-          <w:tcPr/>
-          <w:p>
-            <w:pPr>
-              <w:pStyle w:val="Compact"/>
-              <w:jc w:val="left"/>
-            </w:pPr>
-            <w:r>
+          <w:tcPr>
+            <w:shd w:fill="FFFFFF" w:val="clear"/>
+          </w:tcPr>
+          <w:p>
+            <w:pPr>
+              <w:pStyle w:val="Compact"/>
+              <w:jc w:val="left"/>
+            </w:pPr>
+            <w:r>
+              <w:rPr>
+                <w:color w:val="1A1A1A"/>
+                <w:sz w:val="19"/>
+              </w:rPr>
               <w:t xml:space="preserve">Account Number</w:t>
             </w:r>
           </w:p>
         </w:tc>
         <w:tc>
-          <w:tcPr/>
-          <w:p>
-            <w:pPr>
-              <w:pStyle w:val="Compact"/>
-              <w:jc w:val="left"/>
-            </w:pPr>
-            <w:r>
+          <w:tcPr>
+            <w:shd w:fill="FFFFFF" w:val="clear"/>
+          </w:tcPr>
+          <w:p>
+            <w:pPr>
+              <w:pStyle w:val="Compact"/>
+              <w:jc w:val="left"/>
+            </w:pPr>
+            <w:r>
+              <w:rPr>
+                <w:color w:val="1A1A1A"/>
+                <w:sz w:val="19"/>
+              </w:rPr>
               <w:t xml:space="preserve">__________________________________________</w:t>
             </w:r>
           </w:p>
@@ -629,25 +1018,37 @@
       </w:tr>
       <w:tr>
         <w:tc>
-          <w:tcPr/>
-          <w:p>
-            <w:pPr>
-              <w:pStyle w:val="Compact"/>
-              <w:jc w:val="left"/>
-            </w:pPr>
-            <w:r>
+          <w:tcPr>
+            <w:shd w:fill="E8F8FF" w:val="clear"/>
+          </w:tcPr>
+          <w:p>
+            <w:pPr>
+              <w:pStyle w:val="Compact"/>
+              <w:jc w:val="left"/>
+            </w:pPr>
+            <w:r>
+              <w:rPr>
+                <w:color w:val="1A1A1A"/>
+                <w:sz w:val="19"/>
+              </w:rPr>
               <w:t xml:space="preserve">Sort Code</w:t>
             </w:r>
           </w:p>
         </w:tc>
         <w:tc>
-          <w:tcPr/>
-          <w:p>
-            <w:pPr>
-              <w:pStyle w:val="Compact"/>
-              <w:jc w:val="left"/>
-            </w:pPr>
-            <w:r>
+          <w:tcPr>
+            <w:shd w:fill="E8F8FF" w:val="clear"/>
+          </w:tcPr>
+          <w:p>
+            <w:pPr>
+              <w:pStyle w:val="Compact"/>
+              <w:jc w:val="left"/>
+            </w:pPr>
+            <w:r>
+              <w:rPr>
+                <w:color w:val="1A1A1A"/>
+                <w:sz w:val="19"/>
+              </w:rPr>
               <w:t xml:space="preserve">__________________________________________</w:t>
             </w:r>
           </w:p>
@@ -665,9 +1066,29 @@
     <w:bookmarkStart w:id="26" w:name="payment-description"/>
     <w:p>
       <w:pPr>
+        <w:pBdr>
+          <w:top w:val="single" w:sz="18" w:space="1" w:color="F5A623"/>
+          <w:bottom w:val="single" w:sz="6" w:space="1" w:color="0099CC"/>
+        </w:pBdr>
+        <w:spacing w:before="200" w:after="200"/>
+      </w:pPr>
+    </w:p>
+    <w:p>
+      <w:pPr>
         <w:pStyle w:val="Heading2"/>
-      </w:pPr>
-      <w:r>
+        <w:rPr>
+          <w:color w:val="0099CC"/>
+        </w:rPr>
+        <w:pBdr>
+          <w:bottom w:val="single" w:sz="6" w:space="2" w:color="00BFFF"/>
+        </w:pBdr>
+      </w:pPr>
+      <w:r>
+        <w:rPr>
+          <w:b/>
+          <w:color w:val="0099CC"/>
+          <w:sz w:val="32"/>
+        </w:rPr>
         <w:t xml:space="preserve">PAYMENT DESCRIPTION</w:t>
       </w:r>
     </w:p>
@@ -677,6 +1098,14 @@
         <w:tblW w:type="auto" w:w="0"/>
         <w:tblLook w:firstRow="1" w:lastRow="0" w:firstColumn="0" w:lastColumn="0" w:noHBand="0" w:noVBand="0" w:val="0020"/>
         <w:jc w:val="start"/>
+        <w:tblBorders>
+          <w:top w:val="single" w:sz="4" w:space="0" w:color="B0D4E8"/>
+          <w:left w:val="single" w:sz="4" w:space="0" w:color="B0D4E8"/>
+          <w:bottom w:val="single" w:sz="4" w:space="0" w:color="B0D4E8"/>
+          <w:right w:val="single" w:sz="4" w:space="0" w:color="B0D4E8"/>
+          <w:insideH w:val="single" w:sz="4" w:space="0" w:color="B0D4E8"/>
+          <w:insideV w:val="single" w:sz="4" w:space="0" w:color="B0D4E8"/>
+        </w:tblBorders>
       </w:tblPr>
       <w:tblGrid>
         <w:gridCol w:w="1980"/>
@@ -689,49 +1118,77 @@
           <w:tblHeader w:val="true"/>
         </w:trPr>
         <w:tc>
-          <w:tcPr/>
-          <w:p>
-            <w:pPr>
-              <w:pStyle w:val="Compact"/>
-              <w:jc w:val="left"/>
-            </w:pPr>
-            <w:r>
+          <w:tcPr>
+            <w:shd w:fill="0099CC" w:val="clear"/>
+          </w:tcPr>
+          <w:p>
+            <w:pPr>
+              <w:pStyle w:val="Compact"/>
+              <w:jc w:val="left"/>
+            </w:pPr>
+            <w:r>
+              <w:rPr>
+                <w:b/>
+                <w:color w:val="FFFFFF"/>
+                <w:sz w:val="20"/>
+              </w:rPr>
               <w:t xml:space="preserve">S/N</w:t>
             </w:r>
           </w:p>
         </w:tc>
         <w:tc>
-          <w:tcPr/>
-          <w:p>
-            <w:pPr>
-              <w:pStyle w:val="Compact"/>
-              <w:jc w:val="left"/>
-            </w:pPr>
-            <w:r>
+          <w:tcPr>
+            <w:shd w:fill="0099CC" w:val="clear"/>
+          </w:tcPr>
+          <w:p>
+            <w:pPr>
+              <w:pStyle w:val="Compact"/>
+              <w:jc w:val="left"/>
+            </w:pPr>
+            <w:r>
+              <w:rPr>
+                <w:b/>
+                <w:color w:val="FFFFFF"/>
+                <w:sz w:val="20"/>
+              </w:rPr>
               <w:t xml:space="preserve">Description of Payment</w:t>
             </w:r>
           </w:p>
         </w:tc>
         <w:tc>
-          <w:tcPr/>
-          <w:p>
-            <w:pPr>
-              <w:pStyle w:val="Compact"/>
-              <w:jc w:val="left"/>
-            </w:pPr>
-            <w:r>
+          <w:tcPr>
+            <w:shd w:fill="0099CC" w:val="clear"/>
+          </w:tcPr>
+          <w:p>
+            <w:pPr>
+              <w:pStyle w:val="Compact"/>
+              <w:jc w:val="left"/>
+            </w:pPr>
+            <w:r>
+              <w:rPr>
+                <w:b/>
+                <w:color w:val="FFFFFF"/>
+                <w:sz w:val="20"/>
+              </w:rPr>
               <w:t xml:space="preserve">Account Code / GL Code</w:t>
             </w:r>
           </w:p>
         </w:tc>
         <w:tc>
-          <w:tcPr/>
-          <w:p>
-            <w:pPr>
-              <w:pStyle w:val="Compact"/>
-              <w:jc w:val="left"/>
-            </w:pPr>
-            <w:r>
+          <w:tcPr>
+            <w:shd w:fill="0099CC" w:val="clear"/>
+          </w:tcPr>
+          <w:p>
+            <w:pPr>
+              <w:pStyle w:val="Compact"/>
+              <w:jc w:val="left"/>
+            </w:pPr>
+            <w:r>
+              <w:rPr>
+                <w:b/>
+                <w:color w:val="FFFFFF"/>
+                <w:sz w:val="20"/>
+              </w:rPr>
               <w:t xml:space="preserve">Amount (NGN)</w:t>
             </w:r>
           </w:p>
@@ -739,225 +1196,297 @@
       </w:tr>
       <w:tr>
         <w:tc>
-          <w:tcPr/>
-          <w:p>
-            <w:pPr>
-              <w:pStyle w:val="Compact"/>
-              <w:jc w:val="left"/>
-            </w:pPr>
-            <w:r>
+          <w:tcPr>
+            <w:shd w:fill="FFFFFF" w:val="clear"/>
+          </w:tcPr>
+          <w:p>
+            <w:pPr>
+              <w:pStyle w:val="Compact"/>
+              <w:jc w:val="left"/>
+            </w:pPr>
+            <w:r>
+              <w:rPr>
+                <w:color w:val="1A1A1A"/>
+                <w:sz w:val="19"/>
+              </w:rPr>
               <w:t xml:space="preserve">1</w:t>
             </w:r>
           </w:p>
         </w:tc>
         <w:tc>
-          <w:tcPr/>
-          <w:p>
-            <w:pPr>
-              <w:pStyle w:val="Compact"/>
-            </w:pPr>
-          </w:p>
-        </w:tc>
-        <w:tc>
-          <w:tcPr/>
-          <w:p>
-            <w:pPr>
-              <w:pStyle w:val="Compact"/>
-            </w:pPr>
-          </w:p>
-        </w:tc>
-        <w:tc>
-          <w:tcPr/>
-          <w:p>
-            <w:pPr>
-              <w:pStyle w:val="Compact"/>
-            </w:pPr>
-          </w:p>
-        </w:tc>
-      </w:tr>
-      <w:tr>
-        <w:tc>
-          <w:tcPr/>
-          <w:p>
-            <w:pPr>
-              <w:pStyle w:val="Compact"/>
-              <w:jc w:val="left"/>
-            </w:pPr>
-            <w:r>
+          <w:tcPr>
+            <w:shd w:fill="FFFFFF" w:val="clear"/>
+          </w:tcPr>
+          <w:p>
+            <w:pPr>
+              <w:pStyle w:val="Compact"/>
+            </w:pPr>
+          </w:p>
+        </w:tc>
+        <w:tc>
+          <w:tcPr>
+            <w:shd w:fill="FFFFFF" w:val="clear"/>
+          </w:tcPr>
+          <w:p>
+            <w:pPr>
+              <w:pStyle w:val="Compact"/>
+            </w:pPr>
+          </w:p>
+        </w:tc>
+        <w:tc>
+          <w:tcPr>
+            <w:shd w:fill="FFFFFF" w:val="clear"/>
+          </w:tcPr>
+          <w:p>
+            <w:pPr>
+              <w:pStyle w:val="Compact"/>
+            </w:pPr>
+          </w:p>
+        </w:tc>
+      </w:tr>
+      <w:tr>
+        <w:tc>
+          <w:tcPr>
+            <w:shd w:fill="E8F8FF" w:val="clear"/>
+          </w:tcPr>
+          <w:p>
+            <w:pPr>
+              <w:pStyle w:val="Compact"/>
+              <w:jc w:val="left"/>
+            </w:pPr>
+            <w:r>
+              <w:rPr>
+                <w:color w:val="1A1A1A"/>
+                <w:sz w:val="19"/>
+              </w:rPr>
               <w:t xml:space="preserve">2</w:t>
             </w:r>
           </w:p>
         </w:tc>
         <w:tc>
-          <w:tcPr/>
-          <w:p>
-            <w:pPr>
-              <w:pStyle w:val="Compact"/>
-            </w:pPr>
-          </w:p>
-        </w:tc>
-        <w:tc>
-          <w:tcPr/>
-          <w:p>
-            <w:pPr>
-              <w:pStyle w:val="Compact"/>
-            </w:pPr>
-          </w:p>
-        </w:tc>
-        <w:tc>
-          <w:tcPr/>
-          <w:p>
-            <w:pPr>
-              <w:pStyle w:val="Compact"/>
-            </w:pPr>
-          </w:p>
-        </w:tc>
-      </w:tr>
-      <w:tr>
-        <w:tc>
-          <w:tcPr/>
-          <w:p>
-            <w:pPr>
-              <w:pStyle w:val="Compact"/>
-              <w:jc w:val="left"/>
-            </w:pPr>
-            <w:r>
+          <w:tcPr>
+            <w:shd w:fill="E8F8FF" w:val="clear"/>
+          </w:tcPr>
+          <w:p>
+            <w:pPr>
+              <w:pStyle w:val="Compact"/>
+            </w:pPr>
+          </w:p>
+        </w:tc>
+        <w:tc>
+          <w:tcPr>
+            <w:shd w:fill="E8F8FF" w:val="clear"/>
+          </w:tcPr>
+          <w:p>
+            <w:pPr>
+              <w:pStyle w:val="Compact"/>
+            </w:pPr>
+          </w:p>
+        </w:tc>
+        <w:tc>
+          <w:tcPr>
+            <w:shd w:fill="E8F8FF" w:val="clear"/>
+          </w:tcPr>
+          <w:p>
+            <w:pPr>
+              <w:pStyle w:val="Compact"/>
+            </w:pPr>
+          </w:p>
+        </w:tc>
+      </w:tr>
+      <w:tr>
+        <w:tc>
+          <w:tcPr>
+            <w:shd w:fill="FFFFFF" w:val="clear"/>
+          </w:tcPr>
+          <w:p>
+            <w:pPr>
+              <w:pStyle w:val="Compact"/>
+              <w:jc w:val="left"/>
+            </w:pPr>
+            <w:r>
+              <w:rPr>
+                <w:color w:val="1A1A1A"/>
+                <w:sz w:val="19"/>
+              </w:rPr>
               <w:t xml:space="preserve">3</w:t>
             </w:r>
           </w:p>
         </w:tc>
         <w:tc>
-          <w:tcPr/>
-          <w:p>
-            <w:pPr>
-              <w:pStyle w:val="Compact"/>
-            </w:pPr>
-          </w:p>
-        </w:tc>
-        <w:tc>
-          <w:tcPr/>
-          <w:p>
-            <w:pPr>
-              <w:pStyle w:val="Compact"/>
-            </w:pPr>
-          </w:p>
-        </w:tc>
-        <w:tc>
-          <w:tcPr/>
-          <w:p>
-            <w:pPr>
-              <w:pStyle w:val="Compact"/>
-            </w:pPr>
-          </w:p>
-        </w:tc>
-      </w:tr>
-      <w:tr>
-        <w:tc>
-          <w:tcPr/>
-          <w:p>
-            <w:pPr>
-              <w:pStyle w:val="Compact"/>
-              <w:jc w:val="left"/>
-            </w:pPr>
-            <w:r>
+          <w:tcPr>
+            <w:shd w:fill="FFFFFF" w:val="clear"/>
+          </w:tcPr>
+          <w:p>
+            <w:pPr>
+              <w:pStyle w:val="Compact"/>
+            </w:pPr>
+          </w:p>
+        </w:tc>
+        <w:tc>
+          <w:tcPr>
+            <w:shd w:fill="FFFFFF" w:val="clear"/>
+          </w:tcPr>
+          <w:p>
+            <w:pPr>
+              <w:pStyle w:val="Compact"/>
+            </w:pPr>
+          </w:p>
+        </w:tc>
+        <w:tc>
+          <w:tcPr>
+            <w:shd w:fill="FFFFFF" w:val="clear"/>
+          </w:tcPr>
+          <w:p>
+            <w:pPr>
+              <w:pStyle w:val="Compact"/>
+            </w:pPr>
+          </w:p>
+        </w:tc>
+      </w:tr>
+      <w:tr>
+        <w:tc>
+          <w:tcPr>
+            <w:shd w:fill="E8F8FF" w:val="clear"/>
+          </w:tcPr>
+          <w:p>
+            <w:pPr>
+              <w:pStyle w:val="Compact"/>
+              <w:jc w:val="left"/>
+            </w:pPr>
+            <w:r>
+              <w:rPr>
+                <w:color w:val="1A1A1A"/>
+                <w:sz w:val="19"/>
+              </w:rPr>
               <w:t xml:space="preserve">4</w:t>
             </w:r>
           </w:p>
         </w:tc>
         <w:tc>
-          <w:tcPr/>
-          <w:p>
-            <w:pPr>
-              <w:pStyle w:val="Compact"/>
-            </w:pPr>
-          </w:p>
-        </w:tc>
-        <w:tc>
-          <w:tcPr/>
-          <w:p>
-            <w:pPr>
-              <w:pStyle w:val="Compact"/>
-            </w:pPr>
-          </w:p>
-        </w:tc>
-        <w:tc>
-          <w:tcPr/>
-          <w:p>
-            <w:pPr>
-              <w:pStyle w:val="Compact"/>
-            </w:pPr>
-          </w:p>
-        </w:tc>
-      </w:tr>
-      <w:tr>
-        <w:tc>
-          <w:tcPr/>
-          <w:p>
-            <w:pPr>
-              <w:pStyle w:val="Compact"/>
-              <w:jc w:val="left"/>
-            </w:pPr>
-            <w:r>
+          <w:tcPr>
+            <w:shd w:fill="E8F8FF" w:val="clear"/>
+          </w:tcPr>
+          <w:p>
+            <w:pPr>
+              <w:pStyle w:val="Compact"/>
+            </w:pPr>
+          </w:p>
+        </w:tc>
+        <w:tc>
+          <w:tcPr>
+            <w:shd w:fill="E8F8FF" w:val="clear"/>
+          </w:tcPr>
+          <w:p>
+            <w:pPr>
+              <w:pStyle w:val="Compact"/>
+            </w:pPr>
+          </w:p>
+        </w:tc>
+        <w:tc>
+          <w:tcPr>
+            <w:shd w:fill="E8F8FF" w:val="clear"/>
+          </w:tcPr>
+          <w:p>
+            <w:pPr>
+              <w:pStyle w:val="Compact"/>
+            </w:pPr>
+          </w:p>
+        </w:tc>
+      </w:tr>
+      <w:tr>
+        <w:tc>
+          <w:tcPr>
+            <w:shd w:fill="FFFFFF" w:val="clear"/>
+          </w:tcPr>
+          <w:p>
+            <w:pPr>
+              <w:pStyle w:val="Compact"/>
+              <w:jc w:val="left"/>
+            </w:pPr>
+            <w:r>
+              <w:rPr>
+                <w:color w:val="1A1A1A"/>
+                <w:sz w:val="19"/>
+              </w:rPr>
               <w:t xml:space="preserve">5</w:t>
             </w:r>
           </w:p>
         </w:tc>
         <w:tc>
-          <w:tcPr/>
-          <w:p>
-            <w:pPr>
-              <w:pStyle w:val="Compact"/>
-            </w:pPr>
-          </w:p>
-        </w:tc>
-        <w:tc>
-          <w:tcPr/>
-          <w:p>
-            <w:pPr>
-              <w:pStyle w:val="Compact"/>
-            </w:pPr>
-          </w:p>
-        </w:tc>
-        <w:tc>
-          <w:tcPr/>
-          <w:p>
-            <w:pPr>
-              <w:pStyle w:val="Compact"/>
-            </w:pPr>
-          </w:p>
-        </w:tc>
-      </w:tr>
-      <w:tr>
-        <w:tc>
-          <w:tcPr/>
-          <w:p>
-            <w:pPr>
-              <w:pStyle w:val="Compact"/>
-              <w:jc w:val="left"/>
-            </w:pPr>
-            <w:r>
+          <w:tcPr>
+            <w:shd w:fill="FFFFFF" w:val="clear"/>
+          </w:tcPr>
+          <w:p>
+            <w:pPr>
+              <w:pStyle w:val="Compact"/>
+            </w:pPr>
+          </w:p>
+        </w:tc>
+        <w:tc>
+          <w:tcPr>
+            <w:shd w:fill="FFFFFF" w:val="clear"/>
+          </w:tcPr>
+          <w:p>
+            <w:pPr>
+              <w:pStyle w:val="Compact"/>
+            </w:pPr>
+          </w:p>
+        </w:tc>
+        <w:tc>
+          <w:tcPr>
+            <w:shd w:fill="FFFFFF" w:val="clear"/>
+          </w:tcPr>
+          <w:p>
+            <w:pPr>
+              <w:pStyle w:val="Compact"/>
+            </w:pPr>
+          </w:p>
+        </w:tc>
+      </w:tr>
+      <w:tr>
+        <w:tc>
+          <w:tcPr>
+            <w:shd w:fill="E8F8FF" w:val="clear"/>
+          </w:tcPr>
+          <w:p>
+            <w:pPr>
+              <w:pStyle w:val="Compact"/>
+              <w:jc w:val="left"/>
+            </w:pPr>
+            <w:r>
+              <w:rPr>
+                <w:color w:val="1A1A1A"/>
+                <w:sz w:val="19"/>
+              </w:rPr>
               <w:t xml:space="preserve">6</w:t>
             </w:r>
           </w:p>
         </w:tc>
         <w:tc>
-          <w:tcPr/>
-          <w:p>
-            <w:pPr>
-              <w:pStyle w:val="Compact"/>
-            </w:pPr>
-          </w:p>
-        </w:tc>
-        <w:tc>
-          <w:tcPr/>
-          <w:p>
-            <w:pPr>
-              <w:pStyle w:val="Compact"/>
-            </w:pPr>
-          </w:p>
-        </w:tc>
-        <w:tc>
-          <w:tcPr/>
+          <w:tcPr>
+            <w:shd w:fill="E8F8FF" w:val="clear"/>
+          </w:tcPr>
+          <w:p>
+            <w:pPr>
+              <w:pStyle w:val="Compact"/>
+            </w:pPr>
+          </w:p>
+        </w:tc>
+        <w:tc>
+          <w:tcPr>
+            <w:shd w:fill="E8F8FF" w:val="clear"/>
+          </w:tcPr>
+          <w:p>
+            <w:pPr>
+              <w:pStyle w:val="Compact"/>
+            </w:pPr>
+          </w:p>
+        </w:tc>
+        <w:tc>
+          <w:tcPr>
+            <w:shd w:fill="E8F8FF" w:val="clear"/>
+          </w:tcPr>
           <w:p>
             <w:pPr>
               <w:pStyle w:val="Compact"/>
@@ -977,9 +1506,29 @@
     <w:bookmarkStart w:id="27" w:name="payment-summary"/>
     <w:p>
       <w:pPr>
+        <w:pBdr>
+          <w:top w:val="single" w:sz="18" w:space="1" w:color="F5A623"/>
+          <w:bottom w:val="single" w:sz="6" w:space="1" w:color="0099CC"/>
+        </w:pBdr>
+        <w:spacing w:before="200" w:after="200"/>
+      </w:pPr>
+    </w:p>
+    <w:p>
+      <w:pPr>
         <w:pStyle w:val="Heading2"/>
-      </w:pPr>
-      <w:r>
+        <w:rPr>
+          <w:color w:val="0099CC"/>
+        </w:rPr>
+        <w:pBdr>
+          <w:bottom w:val="single" w:sz="6" w:space="2" w:color="00BFFF"/>
+        </w:pBdr>
+      </w:pPr>
+      <w:r>
+        <w:rPr>
+          <w:b/>
+          <w:color w:val="0099CC"/>
+          <w:sz w:val="32"/>
+        </w:rPr>
         <w:t xml:space="preserve">PAYMENT SUMMARY</w:t>
       </w:r>
     </w:p>
@@ -989,6 +1538,14 @@
         <w:tblW w:type="pct" w:w="5000"/>
         <w:tblLook w:firstRow="1" w:lastRow="0" w:firstColumn="0" w:lastColumn="0" w:noHBand="0" w:noVBand="0" w:val="0020"/>
         <w:jc w:val="start"/>
+        <w:tblBorders>
+          <w:top w:val="single" w:sz="4" w:space="0" w:color="B0D4E8"/>
+          <w:left w:val="single" w:sz="4" w:space="0" w:color="B0D4E8"/>
+          <w:bottom w:val="single" w:sz="4" w:space="0" w:color="B0D4E8"/>
+          <w:right w:val="single" w:sz="4" w:space="0" w:color="B0D4E8"/>
+          <w:insideH w:val="single" w:sz="4" w:space="0" w:color="B0D4E8"/>
+          <w:insideV w:val="single" w:sz="4" w:space="0" w:color="B0D4E8"/>
+        </w:tblBorders>
       </w:tblPr>
       <w:tblGrid>
         <w:gridCol w:w="3960"/>
@@ -999,21 +1556,30 @@
           <w:tblHeader w:val="true"/>
         </w:trPr>
         <w:tc>
-          <w:tcPr/>
-          <w:p>
-            <w:pPr>
-              <w:pStyle w:val="Compact"/>
-            </w:pPr>
-          </w:p>
-        </w:tc>
-        <w:tc>
-          <w:tcPr/>
-          <w:p>
-            <w:pPr>
-              <w:pStyle w:val="Compact"/>
-              <w:jc w:val="left"/>
-            </w:pPr>
-            <w:r>
+          <w:tcPr>
+            <w:shd w:fill="0099CC" w:val="clear"/>
+          </w:tcPr>
+          <w:p>
+            <w:pPr>
+              <w:pStyle w:val="Compact"/>
+            </w:pPr>
+          </w:p>
+        </w:tc>
+        <w:tc>
+          <w:tcPr>
+            <w:shd w:fill="0099CC" w:val="clear"/>
+          </w:tcPr>
+          <w:p>
+            <w:pPr>
+              <w:pStyle w:val="Compact"/>
+              <w:jc w:val="left"/>
+            </w:pPr>
+            <w:r>
+              <w:rPr>
+                <w:b/>
+                <w:color w:val="FFFFFF"/>
+                <w:sz w:val="20"/>
+              </w:rPr>
               <w:t xml:space="preserve">Amount (NGN)</w:t>
             </w:r>
           </w:p>
@@ -1021,7 +1587,9 @@
       </w:tr>
       <w:tr>
         <w:tc>
-          <w:tcPr/>
+          <w:tcPr>
+            <w:shd w:fill="FFFFFF" w:val="clear"/>
+          </w:tcPr>
           <w:p>
             <w:pPr>
               <w:pStyle w:val="Compact"/>
@@ -1031,19 +1599,27 @@
               <w:rPr>
                 <w:bCs/>
                 <w:b/>
+                <w:color w:val="1A1A1A"/>
+                <w:sz w:val="19"/>
               </w:rPr>
               <w:t xml:space="preserve">Gross Amount</w:t>
             </w:r>
           </w:p>
         </w:tc>
         <w:tc>
-          <w:tcPr/>
-          <w:p>
-            <w:pPr>
-              <w:pStyle w:val="Compact"/>
-              <w:jc w:val="left"/>
-            </w:pPr>
-            <w:r>
+          <w:tcPr>
+            <w:shd w:fill="FFFFFF" w:val="clear"/>
+          </w:tcPr>
+          <w:p>
+            <w:pPr>
+              <w:pStyle w:val="Compact"/>
+              <w:jc w:val="left"/>
+            </w:pPr>
+            <w:r>
+              <w:rPr>
+                <w:color w:val="1A1A1A"/>
+                <w:sz w:val="19"/>
+              </w:rPr>
               <w:t xml:space="preserve">__________________________________________</w:t>
             </w:r>
           </w:p>
@@ -1051,7 +1627,9 @@
       </w:tr>
       <w:tr>
         <w:tc>
-          <w:tcPr/>
+          <w:tcPr>
+            <w:shd w:fill="E8F8FF" w:val="clear"/>
+          </w:tcPr>
           <w:p>
             <w:pPr>
               <w:pStyle w:val="Compact"/>
@@ -1061,19 +1639,27 @@
               <w:rPr>
                 <w:bCs/>
                 <w:b/>
+                <w:color w:val="1A1A1A"/>
+                <w:sz w:val="19"/>
               </w:rPr>
               <w:t xml:space="preserve">Less: WHT (Withholding Tax)</w:t>
             </w:r>
           </w:p>
         </w:tc>
         <w:tc>
-          <w:tcPr/>
-          <w:p>
-            <w:pPr>
-              <w:pStyle w:val="Compact"/>
-              <w:jc w:val="left"/>
-            </w:pPr>
-            <w:r>
+          <w:tcPr>
+            <w:shd w:fill="E8F8FF" w:val="clear"/>
+          </w:tcPr>
+          <w:p>
+            <w:pPr>
+              <w:pStyle w:val="Compact"/>
+              <w:jc w:val="left"/>
+            </w:pPr>
+            <w:r>
+              <w:rPr>
+                <w:color w:val="1A1A1A"/>
+                <w:sz w:val="19"/>
+              </w:rPr>
               <w:t xml:space="preserve">__________________________________________</w:t>
             </w:r>
           </w:p>
@@ -1081,7 +1667,9 @@
       </w:tr>
       <w:tr>
         <w:tc>
-          <w:tcPr/>
+          <w:tcPr>
+            <w:shd w:fill="FFFFFF" w:val="clear"/>
+          </w:tcPr>
           <w:p>
             <w:pPr>
               <w:pStyle w:val="Compact"/>
@@ -1091,19 +1679,27 @@
               <w:rPr>
                 <w:bCs/>
                 <w:b/>
+                <w:color w:val="1A1A1A"/>
+                <w:sz w:val="19"/>
               </w:rPr>
               <w:t xml:space="preserve">Less: VAT (if applicable)</w:t>
             </w:r>
           </w:p>
         </w:tc>
         <w:tc>
-          <w:tcPr/>
-          <w:p>
-            <w:pPr>
-              <w:pStyle w:val="Compact"/>
-              <w:jc w:val="left"/>
-            </w:pPr>
-            <w:r>
+          <w:tcPr>
+            <w:shd w:fill="FFFFFF" w:val="clear"/>
+          </w:tcPr>
+          <w:p>
+            <w:pPr>
+              <w:pStyle w:val="Compact"/>
+              <w:jc w:val="left"/>
+            </w:pPr>
+            <w:r>
+              <w:rPr>
+                <w:color w:val="1A1A1A"/>
+                <w:sz w:val="19"/>
+              </w:rPr>
               <w:t xml:space="preserve">__________________________________________</w:t>
             </w:r>
           </w:p>
@@ -1111,7 +1707,9 @@
       </w:tr>
       <w:tr>
         <w:tc>
-          <w:tcPr/>
+          <w:tcPr>
+            <w:shd w:fill="E8F8FF" w:val="clear"/>
+          </w:tcPr>
           <w:p>
             <w:pPr>
               <w:pStyle w:val="Compact"/>
@@ -1121,19 +1719,27 @@
               <w:rPr>
                 <w:bCs/>
                 <w:b/>
+                <w:color w:val="1A1A1A"/>
+                <w:sz w:val="19"/>
               </w:rPr>
               <w:t xml:space="preserve">Less: Other Deductions</w:t>
             </w:r>
           </w:p>
         </w:tc>
         <w:tc>
-          <w:tcPr/>
-          <w:p>
-            <w:pPr>
-              <w:pStyle w:val="Compact"/>
-              <w:jc w:val="left"/>
-            </w:pPr>
-            <w:r>
+          <w:tcPr>
+            <w:shd w:fill="E8F8FF" w:val="clear"/>
+          </w:tcPr>
+          <w:p>
+            <w:pPr>
+              <w:pStyle w:val="Compact"/>
+              <w:jc w:val="left"/>
+            </w:pPr>
+            <w:r>
+              <w:rPr>
+                <w:color w:val="1A1A1A"/>
+                <w:sz w:val="19"/>
+              </w:rPr>
               <w:t xml:space="preserve">__________________________________________</w:t>
             </w:r>
           </w:p>
@@ -1141,7 +1747,9 @@
       </w:tr>
       <w:tr>
         <w:tc>
-          <w:tcPr/>
+          <w:tcPr>
+            <w:shd w:fill="FFFFFF" w:val="clear"/>
+          </w:tcPr>
           <w:p>
             <w:pPr>
               <w:pStyle w:val="Compact"/>
@@ -1151,19 +1759,27 @@
               <w:rPr>
                 <w:bCs/>
                 <w:b/>
+                <w:color w:val="1A1A1A"/>
+                <w:sz w:val="19"/>
               </w:rPr>
               <w:t xml:space="preserve">NET AMOUNT PAYABLE</w:t>
             </w:r>
           </w:p>
         </w:tc>
         <w:tc>
-          <w:tcPr/>
-          <w:p>
-            <w:pPr>
-              <w:pStyle w:val="Compact"/>
-              <w:jc w:val="left"/>
-            </w:pPr>
-            <w:r>
+          <w:tcPr>
+            <w:shd w:fill="FFFFFF" w:val="clear"/>
+          </w:tcPr>
+          <w:p>
+            <w:pPr>
+              <w:pStyle w:val="Compact"/>
+              <w:jc w:val="left"/>
+            </w:pPr>
+            <w:r>
+              <w:rPr>
+                <w:color w:val="1A1A1A"/>
+                <w:sz w:val="19"/>
+              </w:rPr>
               <w:t xml:space="preserve">__________________________________________</w:t>
             </w:r>
           </w:p>
@@ -1199,9 +1815,29 @@
     <w:bookmarkStart w:id="30" w:name="payment-method"/>
     <w:p>
       <w:pPr>
+        <w:pBdr>
+          <w:top w:val="single" w:sz="18" w:space="1" w:color="F5A623"/>
+          <w:bottom w:val="single" w:sz="6" w:space="1" w:color="0099CC"/>
+        </w:pBdr>
+        <w:spacing w:before="200" w:after="200"/>
+      </w:pPr>
+    </w:p>
+    <w:p>
+      <w:pPr>
         <w:pStyle w:val="Heading2"/>
-      </w:pPr>
-      <w:r>
+        <w:rPr>
+          <w:color w:val="0099CC"/>
+        </w:rPr>
+        <w:pBdr>
+          <w:bottom w:val="single" w:sz="6" w:space="2" w:color="00BFFF"/>
+        </w:pBdr>
+      </w:pPr>
+      <w:r>
+        <w:rPr>
+          <w:b/>
+          <w:color w:val="0099CC"/>
+          <w:sz w:val="32"/>
+        </w:rPr>
         <w:t xml:space="preserve">PAYMENT METHOD</w:t>
       </w:r>
     </w:p>
@@ -1325,8 +1961,16 @@
     <w:p>
       <w:pPr>
         <w:pStyle w:val="Heading3"/>
-      </w:pPr>
-      <w:r>
+        <w:rPr>
+          <w:color w:val="E08A00"/>
+        </w:rPr>
+      </w:pPr>
+      <w:r>
+        <w:rPr>
+          <w:b/>
+          <w:color w:val="E08A00"/>
+          <w:sz w:val="26"/>
+        </w:rPr>
         <w:t xml:space="preserve">Cheque Details (if applicable)</w:t>
       </w:r>
     </w:p>
@@ -1336,6 +1980,14 @@
         <w:tblW w:type="auto" w:w="0"/>
         <w:tblLook w:firstRow="1" w:lastRow="0" w:firstColumn="0" w:lastColumn="0" w:noHBand="0" w:noVBand="0" w:val="0020"/>
         <w:jc w:val="start"/>
+        <w:tblBorders>
+          <w:top w:val="single" w:sz="4" w:space="0" w:color="B0D4E8"/>
+          <w:left w:val="single" w:sz="4" w:space="0" w:color="B0D4E8"/>
+          <w:bottom w:val="single" w:sz="4" w:space="0" w:color="B0D4E8"/>
+          <w:right w:val="single" w:sz="4" w:space="0" w:color="B0D4E8"/>
+          <w:insideH w:val="single" w:sz="4" w:space="0" w:color="B0D4E8"/>
+          <w:insideV w:val="single" w:sz="4" w:space="0" w:color="B0D4E8"/>
+        </w:tblBorders>
       </w:tblPr>
       <w:tblGrid>
         <w:gridCol w:w="3960"/>
@@ -1346,25 +1998,39 @@
           <w:tblHeader w:val="true"/>
         </w:trPr>
         <w:tc>
-          <w:tcPr/>
-          <w:p>
-            <w:pPr>
-              <w:pStyle w:val="Compact"/>
-              <w:jc w:val="left"/>
-            </w:pPr>
-            <w:r>
+          <w:tcPr>
+            <w:shd w:fill="0099CC" w:val="clear"/>
+          </w:tcPr>
+          <w:p>
+            <w:pPr>
+              <w:pStyle w:val="Compact"/>
+              <w:jc w:val="left"/>
+            </w:pPr>
+            <w:r>
+              <w:rPr>
+                <w:b/>
+                <w:color w:val="FFFFFF"/>
+                <w:sz w:val="20"/>
+              </w:rPr>
               <w:t xml:space="preserve">Field</w:t>
             </w:r>
           </w:p>
         </w:tc>
         <w:tc>
-          <w:tcPr/>
-          <w:p>
-            <w:pPr>
-              <w:pStyle w:val="Compact"/>
-              <w:jc w:val="left"/>
-            </w:pPr>
-            <w:r>
+          <w:tcPr>
+            <w:shd w:fill="0099CC" w:val="clear"/>
+          </w:tcPr>
+          <w:p>
+            <w:pPr>
+              <w:pStyle w:val="Compact"/>
+              <w:jc w:val="left"/>
+            </w:pPr>
+            <w:r>
+              <w:rPr>
+                <w:b/>
+                <w:color w:val="FFFFFF"/>
+                <w:sz w:val="20"/>
+              </w:rPr>
               <w:t xml:space="preserve">Details</w:t>
             </w:r>
           </w:p>
@@ -1372,25 +2038,37 @@
       </w:tr>
       <w:tr>
         <w:tc>
-          <w:tcPr/>
-          <w:p>
-            <w:pPr>
-              <w:pStyle w:val="Compact"/>
-              <w:jc w:val="left"/>
-            </w:pPr>
-            <w:r>
+          <w:tcPr>
+            <w:shd w:fill="FFFFFF" w:val="clear"/>
+          </w:tcPr>
+          <w:p>
+            <w:pPr>
+              <w:pStyle w:val="Compact"/>
+              <w:jc w:val="left"/>
+            </w:pPr>
+            <w:r>
+              <w:rPr>
+                <w:color w:val="1A1A1A"/>
+                <w:sz w:val="19"/>
+              </w:rPr>
               <w:t xml:space="preserve">Cheque Number</w:t>
             </w:r>
           </w:p>
         </w:tc>
         <w:tc>
-          <w:tcPr/>
-          <w:p>
-            <w:pPr>
-              <w:pStyle w:val="Compact"/>
-              <w:jc w:val="left"/>
-            </w:pPr>
-            <w:r>
+          <w:tcPr>
+            <w:shd w:fill="FFFFFF" w:val="clear"/>
+          </w:tcPr>
+          <w:p>
+            <w:pPr>
+              <w:pStyle w:val="Compact"/>
+              <w:jc w:val="left"/>
+            </w:pPr>
+            <w:r>
+              <w:rPr>
+                <w:color w:val="1A1A1A"/>
+                <w:sz w:val="19"/>
+              </w:rPr>
               <w:t xml:space="preserve">__________________________________________</w:t>
             </w:r>
           </w:p>
@@ -1398,25 +2076,37 @@
       </w:tr>
       <w:tr>
         <w:tc>
-          <w:tcPr/>
-          <w:p>
-            <w:pPr>
-              <w:pStyle w:val="Compact"/>
-              <w:jc w:val="left"/>
-            </w:pPr>
-            <w:r>
+          <w:tcPr>
+            <w:shd w:fill="E8F8FF" w:val="clear"/>
+          </w:tcPr>
+          <w:p>
+            <w:pPr>
+              <w:pStyle w:val="Compact"/>
+              <w:jc w:val="left"/>
+            </w:pPr>
+            <w:r>
+              <w:rPr>
+                <w:color w:val="1A1A1A"/>
+                <w:sz w:val="19"/>
+              </w:rPr>
               <w:t xml:space="preserve">Cheque Date</w:t>
             </w:r>
           </w:p>
         </w:tc>
         <w:tc>
-          <w:tcPr/>
-          <w:p>
-            <w:pPr>
-              <w:pStyle w:val="Compact"/>
-              <w:jc w:val="left"/>
-            </w:pPr>
-            <w:r>
+          <w:tcPr>
+            <w:shd w:fill="E8F8FF" w:val="clear"/>
+          </w:tcPr>
+          <w:p>
+            <w:pPr>
+              <w:pStyle w:val="Compact"/>
+              <w:jc w:val="left"/>
+            </w:pPr>
+            <w:r>
+              <w:rPr>
+                <w:color w:val="1A1A1A"/>
+                <w:sz w:val="19"/>
+              </w:rPr>
               <w:t xml:space="preserve">__________________________________________</w:t>
             </w:r>
           </w:p>
@@ -1424,25 +2114,37 @@
       </w:tr>
       <w:tr>
         <w:tc>
-          <w:tcPr/>
-          <w:p>
-            <w:pPr>
-              <w:pStyle w:val="Compact"/>
-              <w:jc w:val="left"/>
-            </w:pPr>
-            <w:r>
+          <w:tcPr>
+            <w:shd w:fill="FFFFFF" w:val="clear"/>
+          </w:tcPr>
+          <w:p>
+            <w:pPr>
+              <w:pStyle w:val="Compact"/>
+              <w:jc w:val="left"/>
+            </w:pPr>
+            <w:r>
+              <w:rPr>
+                <w:color w:val="1A1A1A"/>
+                <w:sz w:val="19"/>
+              </w:rPr>
               <w:t xml:space="preserve">Issuing Bank</w:t>
             </w:r>
           </w:p>
         </w:tc>
         <w:tc>
-          <w:tcPr/>
-          <w:p>
-            <w:pPr>
-              <w:pStyle w:val="Compact"/>
-              <w:jc w:val="left"/>
-            </w:pPr>
-            <w:r>
+          <w:tcPr>
+            <w:shd w:fill="FFFFFF" w:val="clear"/>
+          </w:tcPr>
+          <w:p>
+            <w:pPr>
+              <w:pStyle w:val="Compact"/>
+              <w:jc w:val="left"/>
+            </w:pPr>
+            <w:r>
+              <w:rPr>
+                <w:color w:val="1A1A1A"/>
+                <w:sz w:val="19"/>
+              </w:rPr>
               <w:t xml:space="preserve">__________________________________________</w:t>
             </w:r>
           </w:p>
@@ -1450,25 +2152,37 @@
       </w:tr>
       <w:tr>
         <w:tc>
-          <w:tcPr/>
-          <w:p>
-            <w:pPr>
-              <w:pStyle w:val="Compact"/>
-              <w:jc w:val="left"/>
-            </w:pPr>
-            <w:r>
+          <w:tcPr>
+            <w:shd w:fill="E8F8FF" w:val="clear"/>
+          </w:tcPr>
+          <w:p>
+            <w:pPr>
+              <w:pStyle w:val="Compact"/>
+              <w:jc w:val="left"/>
+            </w:pPr>
+            <w:r>
+              <w:rPr>
+                <w:color w:val="1A1A1A"/>
+                <w:sz w:val="19"/>
+              </w:rPr>
               <w:t xml:space="preserve">Cheque Amount (NGN)</w:t>
             </w:r>
           </w:p>
         </w:tc>
         <w:tc>
-          <w:tcPr/>
-          <w:p>
-            <w:pPr>
-              <w:pStyle w:val="Compact"/>
-              <w:jc w:val="left"/>
-            </w:pPr>
-            <w:r>
+          <w:tcPr>
+            <w:shd w:fill="E8F8FF" w:val="clear"/>
+          </w:tcPr>
+          <w:p>
+            <w:pPr>
+              <w:pStyle w:val="Compact"/>
+              <w:jc w:val="left"/>
+            </w:pPr>
+            <w:r>
+              <w:rPr>
+                <w:color w:val="1A1A1A"/>
+                <w:sz w:val="19"/>
+              </w:rPr>
               <w:t xml:space="preserve">__________________________________________</w:t>
             </w:r>
           </w:p>
@@ -1480,8 +2194,16 @@
     <w:p>
       <w:pPr>
         <w:pStyle w:val="Heading3"/>
-      </w:pPr>
-      <w:r>
+        <w:rPr>
+          <w:color w:val="E08A00"/>
+        </w:rPr>
+      </w:pPr>
+      <w:r>
+        <w:rPr>
+          <w:b/>
+          <w:color w:val="E08A00"/>
+          <w:sz w:val="26"/>
+        </w:rPr>
         <w:t xml:space="preserve">Bank Transfer Details (if applicable)</w:t>
       </w:r>
     </w:p>
@@ -1491,6 +2213,14 @@
         <w:tblW w:type="auto" w:w="0"/>
         <w:tblLook w:firstRow="1" w:lastRow="0" w:firstColumn="0" w:lastColumn="0" w:noHBand="0" w:noVBand="0" w:val="0020"/>
         <w:jc w:val="start"/>
+        <w:tblBorders>
+          <w:top w:val="single" w:sz="4" w:space="0" w:color="B0D4E8"/>
+          <w:left w:val="single" w:sz="4" w:space="0" w:color="B0D4E8"/>
+          <w:bottom w:val="single" w:sz="4" w:space="0" w:color="B0D4E8"/>
+          <w:right w:val="single" w:sz="4" w:space="0" w:color="B0D4E8"/>
+          <w:insideH w:val="single" w:sz="4" w:space="0" w:color="B0D4E8"/>
+          <w:insideV w:val="single" w:sz="4" w:space="0" w:color="B0D4E8"/>
+        </w:tblBorders>
       </w:tblPr>
       <w:tblGrid>
         <w:gridCol w:w="3960"/>
@@ -1501,25 +2231,39 @@
           <w:tblHeader w:val="true"/>
         </w:trPr>
         <w:tc>
-          <w:tcPr/>
-          <w:p>
-            <w:pPr>
-              <w:pStyle w:val="Compact"/>
-              <w:jc w:val="left"/>
-            </w:pPr>
-            <w:r>
+          <w:tcPr>
+            <w:shd w:fill="0099CC" w:val="clear"/>
+          </w:tcPr>
+          <w:p>
+            <w:pPr>
+              <w:pStyle w:val="Compact"/>
+              <w:jc w:val="left"/>
+            </w:pPr>
+            <w:r>
+              <w:rPr>
+                <w:b/>
+                <w:color w:val="FFFFFF"/>
+                <w:sz w:val="20"/>
+              </w:rPr>
               <w:t xml:space="preserve">Field</w:t>
             </w:r>
           </w:p>
         </w:tc>
         <w:tc>
-          <w:tcPr/>
-          <w:p>
-            <w:pPr>
-              <w:pStyle w:val="Compact"/>
-              <w:jc w:val="left"/>
-            </w:pPr>
-            <w:r>
+          <w:tcPr>
+            <w:shd w:fill="0099CC" w:val="clear"/>
+          </w:tcPr>
+          <w:p>
+            <w:pPr>
+              <w:pStyle w:val="Compact"/>
+              <w:jc w:val="left"/>
+            </w:pPr>
+            <w:r>
+              <w:rPr>
+                <w:b/>
+                <w:color w:val="FFFFFF"/>
+                <w:sz w:val="20"/>
+              </w:rPr>
               <w:t xml:space="preserve">Details</w:t>
             </w:r>
           </w:p>
@@ -1527,25 +2271,37 @@
       </w:tr>
       <w:tr>
         <w:tc>
-          <w:tcPr/>
-          <w:p>
-            <w:pPr>
-              <w:pStyle w:val="Compact"/>
-              <w:jc w:val="left"/>
-            </w:pPr>
-            <w:r>
+          <w:tcPr>
+            <w:shd w:fill="FFFFFF" w:val="clear"/>
+          </w:tcPr>
+          <w:p>
+            <w:pPr>
+              <w:pStyle w:val="Compact"/>
+              <w:jc w:val="left"/>
+            </w:pPr>
+            <w:r>
+              <w:rPr>
+                <w:color w:val="1A1A1A"/>
+                <w:sz w:val="19"/>
+              </w:rPr>
               <w:t xml:space="preserve">Transfer Reference</w:t>
             </w:r>
           </w:p>
         </w:tc>
         <w:tc>
-          <w:tcPr/>
-          <w:p>
-            <w:pPr>
-              <w:pStyle w:val="Compact"/>
-              <w:jc w:val="left"/>
-            </w:pPr>
-            <w:r>
+          <w:tcPr>
+            <w:shd w:fill="FFFFFF" w:val="clear"/>
+          </w:tcPr>
+          <w:p>
+            <w:pPr>
+              <w:pStyle w:val="Compact"/>
+              <w:jc w:val="left"/>
+            </w:pPr>
+            <w:r>
+              <w:rPr>
+                <w:color w:val="1A1A1A"/>
+                <w:sz w:val="19"/>
+              </w:rPr>
               <w:t xml:space="preserve">__________________________________________</w:t>
             </w:r>
           </w:p>
@@ -1553,25 +2309,37 @@
       </w:tr>
       <w:tr>
         <w:tc>
-          <w:tcPr/>
-          <w:p>
-            <w:pPr>
-              <w:pStyle w:val="Compact"/>
-              <w:jc w:val="left"/>
-            </w:pPr>
-            <w:r>
+          <w:tcPr>
+            <w:shd w:fill="E8F8FF" w:val="clear"/>
+          </w:tcPr>
+          <w:p>
+            <w:pPr>
+              <w:pStyle w:val="Compact"/>
+              <w:jc w:val="left"/>
+            </w:pPr>
+            <w:r>
+              <w:rPr>
+                <w:color w:val="1A1A1A"/>
+                <w:sz w:val="19"/>
+              </w:rPr>
               <w:t xml:space="preserve">Transfer Date</w:t>
             </w:r>
           </w:p>
         </w:tc>
         <w:tc>
-          <w:tcPr/>
-          <w:p>
-            <w:pPr>
-              <w:pStyle w:val="Compact"/>
-              <w:jc w:val="left"/>
-            </w:pPr>
-            <w:r>
+          <w:tcPr>
+            <w:shd w:fill="E8F8FF" w:val="clear"/>
+          </w:tcPr>
+          <w:p>
+            <w:pPr>
+              <w:pStyle w:val="Compact"/>
+              <w:jc w:val="left"/>
+            </w:pPr>
+            <w:r>
+              <w:rPr>
+                <w:color w:val="1A1A1A"/>
+                <w:sz w:val="19"/>
+              </w:rPr>
               <w:t xml:space="preserve">__________________________________________</w:t>
             </w:r>
           </w:p>
@@ -1579,25 +2347,37 @@
       </w:tr>
       <w:tr>
         <w:tc>
-          <w:tcPr/>
-          <w:p>
-            <w:pPr>
-              <w:pStyle w:val="Compact"/>
-              <w:jc w:val="left"/>
-            </w:pPr>
-            <w:r>
+          <w:tcPr>
+            <w:shd w:fill="FFFFFF" w:val="clear"/>
+          </w:tcPr>
+          <w:p>
+            <w:pPr>
+              <w:pStyle w:val="Compact"/>
+              <w:jc w:val="left"/>
+            </w:pPr>
+            <w:r>
+              <w:rPr>
+                <w:color w:val="1A1A1A"/>
+                <w:sz w:val="19"/>
+              </w:rPr>
               <w:t xml:space="preserve">Paying Bank</w:t>
             </w:r>
           </w:p>
         </w:tc>
         <w:tc>
-          <w:tcPr/>
-          <w:p>
-            <w:pPr>
-              <w:pStyle w:val="Compact"/>
-              <w:jc w:val="left"/>
-            </w:pPr>
-            <w:r>
+          <w:tcPr>
+            <w:shd w:fill="FFFFFF" w:val="clear"/>
+          </w:tcPr>
+          <w:p>
+            <w:pPr>
+              <w:pStyle w:val="Compact"/>
+              <w:jc w:val="left"/>
+            </w:pPr>
+            <w:r>
+              <w:rPr>
+                <w:color w:val="1A1A1A"/>
+                <w:sz w:val="19"/>
+              </w:rPr>
               <w:t xml:space="preserve">__________________________________________</w:t>
             </w:r>
           </w:p>
@@ -1616,9 +2396,29 @@
     <w:bookmarkStart w:id="31" w:name="supporting-documents"/>
     <w:p>
       <w:pPr>
+        <w:pBdr>
+          <w:top w:val="single" w:sz="18" w:space="1" w:color="F5A623"/>
+          <w:bottom w:val="single" w:sz="6" w:space="1" w:color="0099CC"/>
+        </w:pBdr>
+        <w:spacing w:before="200" w:after="200"/>
+      </w:pPr>
+    </w:p>
+    <w:p>
+      <w:pPr>
         <w:pStyle w:val="Heading2"/>
-      </w:pPr>
-      <w:r>
+        <w:rPr>
+          <w:color w:val="0099CC"/>
+        </w:rPr>
+        <w:pBdr>
+          <w:bottom w:val="single" w:sz="6" w:space="2" w:color="00BFFF"/>
+        </w:pBdr>
+      </w:pPr>
+      <w:r>
+        <w:rPr>
+          <w:b/>
+          <w:color w:val="0099CC"/>
+          <w:sz w:val="32"/>
+        </w:rPr>
         <w:t xml:space="preserve">SUPPORTING DOCUMENTS</w:t>
       </w:r>
     </w:p>
@@ -1717,9 +2517,29 @@
     <w:bookmarkStart w:id="32" w:name="accounting-entries"/>
     <w:p>
       <w:pPr>
+        <w:pBdr>
+          <w:top w:val="single" w:sz="18" w:space="1" w:color="F5A623"/>
+          <w:bottom w:val="single" w:sz="6" w:space="1" w:color="0099CC"/>
+        </w:pBdr>
+        <w:spacing w:before="200" w:after="200"/>
+      </w:pPr>
+    </w:p>
+    <w:p>
+      <w:pPr>
         <w:pStyle w:val="Heading2"/>
-      </w:pPr>
-      <w:r>
+        <w:rPr>
+          <w:color w:val="0099CC"/>
+        </w:rPr>
+        <w:pBdr>
+          <w:bottom w:val="single" w:sz="6" w:space="2" w:color="00BFFF"/>
+        </w:pBdr>
+      </w:pPr>
+      <w:r>
+        <w:rPr>
+          <w:b/>
+          <w:color w:val="0099CC"/>
+          <w:sz w:val="32"/>
+        </w:rPr>
         <w:t xml:space="preserve">ACCOUNTING ENTRIES</w:t>
       </w:r>
     </w:p>
@@ -1729,6 +2549,14 @@
         <w:tblW w:type="auto" w:w="0"/>
         <w:tblLook w:firstRow="1" w:lastRow="0" w:firstColumn="0" w:lastColumn="0" w:noHBand="0" w:noVBand="0" w:val="0020"/>
         <w:jc w:val="start"/>
+        <w:tblBorders>
+          <w:top w:val="single" w:sz="4" w:space="0" w:color="B0D4E8"/>
+          <w:left w:val="single" w:sz="4" w:space="0" w:color="B0D4E8"/>
+          <w:bottom w:val="single" w:sz="4" w:space="0" w:color="B0D4E8"/>
+          <w:right w:val="single" w:sz="4" w:space="0" w:color="B0D4E8"/>
+          <w:insideH w:val="single" w:sz="4" w:space="0" w:color="B0D4E8"/>
+          <w:insideV w:val="single" w:sz="4" w:space="0" w:color="B0D4E8"/>
+        </w:tblBorders>
       </w:tblPr>
       <w:tblGrid>
         <w:gridCol w:w="2640"/>
@@ -1740,37 +2568,58 @@
           <w:tblHeader w:val="true"/>
         </w:trPr>
         <w:tc>
-          <w:tcPr/>
-          <w:p>
-            <w:pPr>
-              <w:pStyle w:val="Compact"/>
-              <w:jc w:val="left"/>
-            </w:pPr>
-            <w:r>
+          <w:tcPr>
+            <w:shd w:fill="0099CC" w:val="clear"/>
+          </w:tcPr>
+          <w:p>
+            <w:pPr>
+              <w:pStyle w:val="Compact"/>
+              <w:jc w:val="left"/>
+            </w:pPr>
+            <w:r>
+              <w:rPr>
+                <w:b/>
+                <w:color w:val="FFFFFF"/>
+                <w:sz w:val="20"/>
+              </w:rPr>
               <w:t xml:space="preserve">Account</w:t>
             </w:r>
           </w:p>
         </w:tc>
         <w:tc>
-          <w:tcPr/>
-          <w:p>
-            <w:pPr>
-              <w:pStyle w:val="Compact"/>
-              <w:jc w:val="left"/>
-            </w:pPr>
-            <w:r>
+          <w:tcPr>
+            <w:shd w:fill="0099CC" w:val="clear"/>
+          </w:tcPr>
+          <w:p>
+            <w:pPr>
+              <w:pStyle w:val="Compact"/>
+              <w:jc w:val="left"/>
+            </w:pPr>
+            <w:r>
+              <w:rPr>
+                <w:b/>
+                <w:color w:val="FFFFFF"/>
+                <w:sz w:val="20"/>
+              </w:rPr>
               <w:t xml:space="preserve">Debit (NGN)</w:t>
             </w:r>
           </w:p>
         </w:tc>
         <w:tc>
-          <w:tcPr/>
-          <w:p>
-            <w:pPr>
-              <w:pStyle w:val="Compact"/>
-              <w:jc w:val="left"/>
-            </w:pPr>
-            <w:r>
+          <w:tcPr>
+            <w:shd w:fill="0099CC" w:val="clear"/>
+          </w:tcPr>
+          <w:p>
+            <w:pPr>
+              <w:pStyle w:val="Compact"/>
+              <w:jc w:val="left"/>
+            </w:pPr>
+            <w:r>
+              <w:rPr>
+                <w:b/>
+                <w:color w:val="FFFFFF"/>
+                <w:sz w:val="20"/>
+              </w:rPr>
               <w:t xml:space="preserve">Credit (NGN)</w:t>
             </w:r>
           </w:p>
@@ -1778,101 +2627,125 @@
       </w:tr>
       <w:tr>
         <w:tc>
-          <w:tcPr/>
-          <w:p>
-            <w:pPr>
-              <w:pStyle w:val="Compact"/>
-            </w:pPr>
-          </w:p>
-        </w:tc>
-        <w:tc>
-          <w:tcPr/>
-          <w:p>
-            <w:pPr>
-              <w:pStyle w:val="Compact"/>
-            </w:pPr>
-          </w:p>
-        </w:tc>
-        <w:tc>
-          <w:tcPr/>
-          <w:p>
-            <w:pPr>
-              <w:pStyle w:val="Compact"/>
-            </w:pPr>
-          </w:p>
-        </w:tc>
-      </w:tr>
-      <w:tr>
-        <w:tc>
-          <w:tcPr/>
-          <w:p>
-            <w:pPr>
-              <w:pStyle w:val="Compact"/>
-            </w:pPr>
-          </w:p>
-        </w:tc>
-        <w:tc>
-          <w:tcPr/>
-          <w:p>
-            <w:pPr>
-              <w:pStyle w:val="Compact"/>
-            </w:pPr>
-          </w:p>
-        </w:tc>
-        <w:tc>
-          <w:tcPr/>
-          <w:p>
-            <w:pPr>
-              <w:pStyle w:val="Compact"/>
-            </w:pPr>
-          </w:p>
-        </w:tc>
-      </w:tr>
-      <w:tr>
-        <w:tc>
-          <w:tcPr/>
-          <w:p>
-            <w:pPr>
-              <w:pStyle w:val="Compact"/>
-            </w:pPr>
-          </w:p>
-        </w:tc>
-        <w:tc>
-          <w:tcPr/>
-          <w:p>
-            <w:pPr>
-              <w:pStyle w:val="Compact"/>
-            </w:pPr>
-          </w:p>
-        </w:tc>
-        <w:tc>
-          <w:tcPr/>
-          <w:p>
-            <w:pPr>
-              <w:pStyle w:val="Compact"/>
-            </w:pPr>
-          </w:p>
-        </w:tc>
-      </w:tr>
-      <w:tr>
-        <w:tc>
-          <w:tcPr/>
-          <w:p>
-            <w:pPr>
-              <w:pStyle w:val="Compact"/>
-            </w:pPr>
-          </w:p>
-        </w:tc>
-        <w:tc>
-          <w:tcPr/>
-          <w:p>
-            <w:pPr>
-              <w:pStyle w:val="Compact"/>
-            </w:pPr>
-          </w:p>
-        </w:tc>
-        <w:tc>
-          <w:tcPr/>
+          <w:tcPr>
+            <w:shd w:fill="FFFFFF" w:val="clear"/>
+          </w:tcPr>
+          <w:p>
+            <w:pPr>
+              <w:pStyle w:val="Compact"/>
+            </w:pPr>
+          </w:p>
+        </w:tc>
+        <w:tc>
+          <w:tcPr>
+            <w:shd w:fill="FFFFFF" w:val="clear"/>
+          </w:tcPr>
+          <w:p>
+            <w:pPr>
+              <w:pStyle w:val="Compact"/>
+            </w:pPr>
+          </w:p>
+        </w:tc>
+        <w:tc>
+          <w:tcPr>
+            <w:shd w:fill="FFFFFF" w:val="clear"/>
+          </w:tcPr>
+          <w:p>
+            <w:pPr>
+              <w:pStyle w:val="Compact"/>
+            </w:pPr>
+          </w:p>
+        </w:tc>
+      </w:tr>
+      <w:tr>
+        <w:tc>
+          <w:tcPr>
+            <w:shd w:fill="E8F8FF" w:val="clear"/>
+          </w:tcPr>
+          <w:p>
+            <w:pPr>
+              <w:pStyle w:val="Compact"/>
+            </w:pPr>
+          </w:p>
+        </w:tc>
+        <w:tc>
+          <w:tcPr>
+            <w:shd w:fill="E8F8FF" w:val="clear"/>
+          </w:tcPr>
+          <w:p>
+            <w:pPr>
+              <w:pStyle w:val="Compact"/>
+            </w:pPr>
+          </w:p>
+        </w:tc>
+        <w:tc>
+          <w:tcPr>
+            <w:shd w:fill="E8F8FF" w:val="clear"/>
+          </w:tcPr>
+          <w:p>
+            <w:pPr>
+              <w:pStyle w:val="Compact"/>
+            </w:pPr>
+          </w:p>
+        </w:tc>
+      </w:tr>
+      <w:tr>
+        <w:tc>
+          <w:tcPr>
+            <w:shd w:fill="FFFFFF" w:val="clear"/>
+          </w:tcPr>
+          <w:p>
+            <w:pPr>
+              <w:pStyle w:val="Compact"/>
+            </w:pPr>
+          </w:p>
+        </w:tc>
+        <w:tc>
+          <w:tcPr>
+            <w:shd w:fill="FFFFFF" w:val="clear"/>
+          </w:tcPr>
+          <w:p>
+            <w:pPr>
+              <w:pStyle w:val="Compact"/>
+            </w:pPr>
+          </w:p>
+        </w:tc>
+        <w:tc>
+          <w:tcPr>
+            <w:shd w:fill="FFFFFF" w:val="clear"/>
+          </w:tcPr>
+          <w:p>
+            <w:pPr>
+              <w:pStyle w:val="Compact"/>
+            </w:pPr>
+          </w:p>
+        </w:tc>
+      </w:tr>
+      <w:tr>
+        <w:tc>
+          <w:tcPr>
+            <w:shd w:fill="E8F8FF" w:val="clear"/>
+          </w:tcPr>
+          <w:p>
+            <w:pPr>
+              <w:pStyle w:val="Compact"/>
+            </w:pPr>
+          </w:p>
+        </w:tc>
+        <w:tc>
+          <w:tcPr>
+            <w:shd w:fill="E8F8FF" w:val="clear"/>
+          </w:tcPr>
+          <w:p>
+            <w:pPr>
+              <w:pStyle w:val="Compact"/>
+            </w:pPr>
+          </w:p>
+        </w:tc>
+        <w:tc>
+          <w:tcPr>
+            <w:shd w:fill="E8F8FF" w:val="clear"/>
+          </w:tcPr>
           <w:p>
             <w:pPr>
               <w:pStyle w:val="Compact"/>
@@ -1892,9 +2765,29 @@
     <w:bookmarkStart w:id="37" w:name="multi-level-approval"/>
     <w:p>
       <w:pPr>
+        <w:pBdr>
+          <w:top w:val="single" w:sz="18" w:space="1" w:color="F5A623"/>
+          <w:bottom w:val="single" w:sz="6" w:space="1" w:color="0099CC"/>
+        </w:pBdr>
+        <w:spacing w:before="200" w:after="200"/>
+      </w:pPr>
+    </w:p>
+    <w:p>
+      <w:pPr>
         <w:pStyle w:val="Heading2"/>
-      </w:pPr>
-      <w:r>
+        <w:rPr>
+          <w:color w:val="0099CC"/>
+        </w:rPr>
+        <w:pBdr>
+          <w:bottom w:val="single" w:sz="6" w:space="2" w:color="00BFFF"/>
+        </w:pBdr>
+      </w:pPr>
+      <w:r>
+        <w:rPr>
+          <w:b/>
+          <w:color w:val="0099CC"/>
+          <w:sz w:val="32"/>
+        </w:rPr>
         <w:t xml:space="preserve">MULTI-LEVEL APPROVAL</w:t>
       </w:r>
     </w:p>
@@ -1902,8 +2795,16 @@
     <w:p>
       <w:pPr>
         <w:pStyle w:val="Heading3"/>
-      </w:pPr>
-      <w:r>
+        <w:rPr>
+          <w:color w:val="E08A00"/>
+        </w:rPr>
+      </w:pPr>
+      <w:r>
+        <w:rPr>
+          <w:b/>
+          <w:color w:val="E08A00"/>
+          <w:sz w:val="26"/>
+        </w:rPr>
         <w:t xml:space="preserve">Prepared By</w:t>
       </w:r>
     </w:p>
@@ -1913,6 +2814,14 @@
         <w:tblW w:type="auto" w:w="0"/>
         <w:tblLook w:firstRow="1" w:lastRow="0" w:firstColumn="0" w:lastColumn="0" w:noHBand="0" w:noVBand="0" w:val="0020"/>
         <w:jc w:val="start"/>
+        <w:tblBorders>
+          <w:top w:val="single" w:sz="4" w:space="0" w:color="B0D4E8"/>
+          <w:left w:val="single" w:sz="4" w:space="0" w:color="B0D4E8"/>
+          <w:bottom w:val="single" w:sz="4" w:space="0" w:color="B0D4E8"/>
+          <w:right w:val="single" w:sz="4" w:space="0" w:color="B0D4E8"/>
+          <w:insideH w:val="single" w:sz="4" w:space="0" w:color="B0D4E8"/>
+          <w:insideV w:val="single" w:sz="4" w:space="0" w:color="B0D4E8"/>
+        </w:tblBorders>
       </w:tblPr>
       <w:tblGrid>
         <w:gridCol w:w="3960"/>
@@ -1923,25 +2832,39 @@
           <w:tblHeader w:val="true"/>
         </w:trPr>
         <w:tc>
-          <w:tcPr/>
-          <w:p>
-            <w:pPr>
-              <w:pStyle w:val="Compact"/>
-              <w:jc w:val="left"/>
-            </w:pPr>
-            <w:r>
+          <w:tcPr>
+            <w:shd w:fill="0099CC" w:val="clear"/>
+          </w:tcPr>
+          <w:p>
+            <w:pPr>
+              <w:pStyle w:val="Compact"/>
+              <w:jc w:val="left"/>
+            </w:pPr>
+            <w:r>
+              <w:rPr>
+                <w:b/>
+                <w:color w:val="FFFFFF"/>
+                <w:sz w:val="20"/>
+              </w:rPr>
               <w:t xml:space="preserve">Field</w:t>
             </w:r>
           </w:p>
         </w:tc>
         <w:tc>
-          <w:tcPr/>
-          <w:p>
-            <w:pPr>
-              <w:pStyle w:val="Compact"/>
-              <w:jc w:val="left"/>
-            </w:pPr>
-            <w:r>
+          <w:tcPr>
+            <w:shd w:fill="0099CC" w:val="clear"/>
+          </w:tcPr>
+          <w:p>
+            <w:pPr>
+              <w:pStyle w:val="Compact"/>
+              <w:jc w:val="left"/>
+            </w:pPr>
+            <w:r>
+              <w:rPr>
+                <w:b/>
+                <w:color w:val="FFFFFF"/>
+                <w:sz w:val="20"/>
+              </w:rPr>
               <w:t xml:space="preserve">Details</w:t>
             </w:r>
           </w:p>
@@ -1949,25 +2872,37 @@
       </w:tr>
       <w:tr>
         <w:tc>
-          <w:tcPr/>
-          <w:p>
-            <w:pPr>
-              <w:pStyle w:val="Compact"/>
-              <w:jc w:val="left"/>
-            </w:pPr>
-            <w:r>
+          <w:tcPr>
+            <w:shd w:fill="FFFFFF" w:val="clear"/>
+          </w:tcPr>
+          <w:p>
+            <w:pPr>
+              <w:pStyle w:val="Compact"/>
+              <w:jc w:val="left"/>
+            </w:pPr>
+            <w:r>
+              <w:rPr>
+                <w:color w:val="1A1A1A"/>
+                <w:sz w:val="19"/>
+              </w:rPr>
               <w:t xml:space="preserve">Name</w:t>
             </w:r>
           </w:p>
         </w:tc>
         <w:tc>
-          <w:tcPr/>
-          <w:p>
-            <w:pPr>
-              <w:pStyle w:val="Compact"/>
-              <w:jc w:val="left"/>
-            </w:pPr>
-            <w:r>
+          <w:tcPr>
+            <w:shd w:fill="FFFFFF" w:val="clear"/>
+          </w:tcPr>
+          <w:p>
+            <w:pPr>
+              <w:pStyle w:val="Compact"/>
+              <w:jc w:val="left"/>
+            </w:pPr>
+            <w:r>
+              <w:rPr>
+                <w:color w:val="1A1A1A"/>
+                <w:sz w:val="19"/>
+              </w:rPr>
               <w:t xml:space="preserve">__________________________________________</w:t>
             </w:r>
           </w:p>
@@ -1975,25 +2910,37 @@
       </w:tr>
       <w:tr>
         <w:tc>
-          <w:tcPr/>
-          <w:p>
-            <w:pPr>
-              <w:pStyle w:val="Compact"/>
-              <w:jc w:val="left"/>
-            </w:pPr>
-            <w:r>
+          <w:tcPr>
+            <w:shd w:fill="E8F8FF" w:val="clear"/>
+          </w:tcPr>
+          <w:p>
+            <w:pPr>
+              <w:pStyle w:val="Compact"/>
+              <w:jc w:val="left"/>
+            </w:pPr>
+            <w:r>
+              <w:rPr>
+                <w:color w:val="1A1A1A"/>
+                <w:sz w:val="19"/>
+              </w:rPr>
               <w:t xml:space="preserve">Signature</w:t>
             </w:r>
           </w:p>
         </w:tc>
         <w:tc>
-          <w:tcPr/>
-          <w:p>
-            <w:pPr>
-              <w:pStyle w:val="Compact"/>
-              <w:jc w:val="left"/>
-            </w:pPr>
-            <w:r>
+          <w:tcPr>
+            <w:shd w:fill="E8F8FF" w:val="clear"/>
+          </w:tcPr>
+          <w:p>
+            <w:pPr>
+              <w:pStyle w:val="Compact"/>
+              <w:jc w:val="left"/>
+            </w:pPr>
+            <w:r>
+              <w:rPr>
+                <w:color w:val="1A1A1A"/>
+                <w:sz w:val="19"/>
+              </w:rPr>
               <w:t xml:space="preserve">__________________________________________</w:t>
             </w:r>
           </w:p>
@@ -2001,25 +2948,37 @@
       </w:tr>
       <w:tr>
         <w:tc>
-          <w:tcPr/>
-          <w:p>
-            <w:pPr>
-              <w:pStyle w:val="Compact"/>
-              <w:jc w:val="left"/>
-            </w:pPr>
-            <w:r>
+          <w:tcPr>
+            <w:shd w:fill="FFFFFF" w:val="clear"/>
+          </w:tcPr>
+          <w:p>
+            <w:pPr>
+              <w:pStyle w:val="Compact"/>
+              <w:jc w:val="left"/>
+            </w:pPr>
+            <w:r>
+              <w:rPr>
+                <w:color w:val="1A1A1A"/>
+                <w:sz w:val="19"/>
+              </w:rPr>
               <w:t xml:space="preserve">Date</w:t>
             </w:r>
           </w:p>
         </w:tc>
         <w:tc>
-          <w:tcPr/>
-          <w:p>
-            <w:pPr>
-              <w:pStyle w:val="Compact"/>
-              <w:jc w:val="left"/>
-            </w:pPr>
-            <w:r>
+          <w:tcPr>
+            <w:shd w:fill="FFFFFF" w:val="clear"/>
+          </w:tcPr>
+          <w:p>
+            <w:pPr>
+              <w:pStyle w:val="Compact"/>
+              <w:jc w:val="left"/>
+            </w:pPr>
+            <w:r>
+              <w:rPr>
+                <w:color w:val="1A1A1A"/>
+                <w:sz w:val="19"/>
+              </w:rPr>
               <w:t xml:space="preserve">__________________________________________</w:t>
             </w:r>
           </w:p>
@@ -2027,25 +2986,37 @@
       </w:tr>
       <w:tr>
         <w:tc>
-          <w:tcPr/>
-          <w:p>
-            <w:pPr>
-              <w:pStyle w:val="Compact"/>
-              <w:jc w:val="left"/>
-            </w:pPr>
-            <w:r>
+          <w:tcPr>
+            <w:shd w:fill="E8F8FF" w:val="clear"/>
+          </w:tcPr>
+          <w:p>
+            <w:pPr>
+              <w:pStyle w:val="Compact"/>
+              <w:jc w:val="left"/>
+            </w:pPr>
+            <w:r>
+              <w:rPr>
+                <w:color w:val="1A1A1A"/>
+                <w:sz w:val="19"/>
+              </w:rPr>
               <w:t xml:space="preserve">Designation</w:t>
             </w:r>
           </w:p>
         </w:tc>
         <w:tc>
-          <w:tcPr/>
-          <w:p>
-            <w:pPr>
-              <w:pStyle w:val="Compact"/>
-              <w:jc w:val="left"/>
-            </w:pPr>
-            <w:r>
+          <w:tcPr>
+            <w:shd w:fill="E8F8FF" w:val="clear"/>
+          </w:tcPr>
+          <w:p>
+            <w:pPr>
+              <w:pStyle w:val="Compact"/>
+              <w:jc w:val="left"/>
+            </w:pPr>
+            <w:r>
+              <w:rPr>
+                <w:color w:val="1A1A1A"/>
+                <w:sz w:val="19"/>
+              </w:rPr>
               <w:t xml:space="preserve">__________________________________________</w:t>
             </w:r>
           </w:p>
@@ -2057,8 +3028,16 @@
     <w:p>
       <w:pPr>
         <w:pStyle w:val="Heading3"/>
-      </w:pPr>
-      <w:r>
+        <w:rPr>
+          <w:color w:val="E08A00"/>
+        </w:rPr>
+      </w:pPr>
+      <w:r>
+        <w:rPr>
+          <w:b/>
+          <w:color w:val="E08A00"/>
+          <w:sz w:val="26"/>
+        </w:rPr>
         <w:t xml:space="preserve">Checked By</w:t>
       </w:r>
     </w:p>
@@ -2068,6 +3047,14 @@
         <w:tblW w:type="auto" w:w="0"/>
         <w:tblLook w:firstRow="1" w:lastRow="0" w:firstColumn="0" w:lastColumn="0" w:noHBand="0" w:noVBand="0" w:val="0020"/>
         <w:jc w:val="start"/>
+        <w:tblBorders>
+          <w:top w:val="single" w:sz="4" w:space="0" w:color="B0D4E8"/>
+          <w:left w:val="single" w:sz="4" w:space="0" w:color="B0D4E8"/>
+          <w:bottom w:val="single" w:sz="4" w:space="0" w:color="B0D4E8"/>
+          <w:right w:val="single" w:sz="4" w:space="0" w:color="B0D4E8"/>
+          <w:insideH w:val="single" w:sz="4" w:space="0" w:color="B0D4E8"/>
+          <w:insideV w:val="single" w:sz="4" w:space="0" w:color="B0D4E8"/>
+        </w:tblBorders>
       </w:tblPr>
       <w:tblGrid>
         <w:gridCol w:w="3960"/>
@@ -2078,25 +3065,39 @@
           <w:tblHeader w:val="true"/>
         </w:trPr>
         <w:tc>
-          <w:tcPr/>
-          <w:p>
-            <w:pPr>
-              <w:pStyle w:val="Compact"/>
-              <w:jc w:val="left"/>
-            </w:pPr>
-            <w:r>
+          <w:tcPr>
+            <w:shd w:fill="0099CC" w:val="clear"/>
+          </w:tcPr>
+          <w:p>
+            <w:pPr>
+              <w:pStyle w:val="Compact"/>
+              <w:jc w:val="left"/>
+            </w:pPr>
+            <w:r>
+              <w:rPr>
+                <w:b/>
+                <w:color w:val="FFFFFF"/>
+                <w:sz w:val="20"/>
+              </w:rPr>
               <w:t xml:space="preserve">Field</w:t>
             </w:r>
           </w:p>
         </w:tc>
         <w:tc>
-          <w:tcPr/>
-          <w:p>
-            <w:pPr>
-              <w:pStyle w:val="Compact"/>
-              <w:jc w:val="left"/>
-            </w:pPr>
-            <w:r>
+          <w:tcPr>
+            <w:shd w:fill="0099CC" w:val="clear"/>
+          </w:tcPr>
+          <w:p>
+            <w:pPr>
+              <w:pStyle w:val="Compact"/>
+              <w:jc w:val="left"/>
+            </w:pPr>
+            <w:r>
+              <w:rPr>
+                <w:b/>
+                <w:color w:val="FFFFFF"/>
+                <w:sz w:val="20"/>
+              </w:rPr>
               <w:t xml:space="preserve">Details</w:t>
             </w:r>
           </w:p>
@@ -2104,25 +3105,37 @@
       </w:tr>
       <w:tr>
         <w:tc>
-          <w:tcPr/>
-          <w:p>
-            <w:pPr>
-              <w:pStyle w:val="Compact"/>
-              <w:jc w:val="left"/>
-            </w:pPr>
-            <w:r>
+          <w:tcPr>
+            <w:shd w:fill="FFFFFF" w:val="clear"/>
+          </w:tcPr>
+          <w:p>
+            <w:pPr>
+              <w:pStyle w:val="Compact"/>
+              <w:jc w:val="left"/>
+            </w:pPr>
+            <w:r>
+              <w:rPr>
+                <w:color w:val="1A1A1A"/>
+                <w:sz w:val="19"/>
+              </w:rPr>
               <w:t xml:space="preserve">Name</w:t>
             </w:r>
           </w:p>
         </w:tc>
         <w:tc>
-          <w:tcPr/>
-          <w:p>
-            <w:pPr>
-              <w:pStyle w:val="Compact"/>
-              <w:jc w:val="left"/>
-            </w:pPr>
-            <w:r>
+          <w:tcPr>
+            <w:shd w:fill="FFFFFF" w:val="clear"/>
+          </w:tcPr>
+          <w:p>
+            <w:pPr>
+              <w:pStyle w:val="Compact"/>
+              <w:jc w:val="left"/>
+            </w:pPr>
+            <w:r>
+              <w:rPr>
+                <w:color w:val="1A1A1A"/>
+                <w:sz w:val="19"/>
+              </w:rPr>
               <w:t xml:space="preserve">__________________________________________</w:t>
             </w:r>
           </w:p>
@@ -2130,25 +3143,37 @@
       </w:tr>
       <w:tr>
         <w:tc>
-          <w:tcPr/>
-          <w:p>
-            <w:pPr>
-              <w:pStyle w:val="Compact"/>
-              <w:jc w:val="left"/>
-            </w:pPr>
-            <w:r>
+          <w:tcPr>
+            <w:shd w:fill="E8F8FF" w:val="clear"/>
+          </w:tcPr>
+          <w:p>
+            <w:pPr>
+              <w:pStyle w:val="Compact"/>
+              <w:jc w:val="left"/>
+            </w:pPr>
+            <w:r>
+              <w:rPr>
+                <w:color w:val="1A1A1A"/>
+                <w:sz w:val="19"/>
+              </w:rPr>
               <w:t xml:space="preserve">Signature</w:t>
             </w:r>
           </w:p>
         </w:tc>
         <w:tc>
-          <w:tcPr/>
-          <w:p>
-            <w:pPr>
-              <w:pStyle w:val="Compact"/>
-              <w:jc w:val="left"/>
-            </w:pPr>
-            <w:r>
+          <w:tcPr>
+            <w:shd w:fill="E8F8FF" w:val="clear"/>
+          </w:tcPr>
+          <w:p>
+            <w:pPr>
+              <w:pStyle w:val="Compact"/>
+              <w:jc w:val="left"/>
+            </w:pPr>
+            <w:r>
+              <w:rPr>
+                <w:color w:val="1A1A1A"/>
+                <w:sz w:val="19"/>
+              </w:rPr>
               <w:t xml:space="preserve">__________________________________________</w:t>
             </w:r>
           </w:p>
@@ -2156,25 +3181,37 @@
       </w:tr>
       <w:tr>
         <w:tc>
-          <w:tcPr/>
-          <w:p>
-            <w:pPr>
-              <w:pStyle w:val="Compact"/>
-              <w:jc w:val="left"/>
-            </w:pPr>
-            <w:r>
+          <w:tcPr>
+            <w:shd w:fill="FFFFFF" w:val="clear"/>
+          </w:tcPr>
+          <w:p>
+            <w:pPr>
+              <w:pStyle w:val="Compact"/>
+              <w:jc w:val="left"/>
+            </w:pPr>
+            <w:r>
+              <w:rPr>
+                <w:color w:val="1A1A1A"/>
+                <w:sz w:val="19"/>
+              </w:rPr>
               <w:t xml:space="preserve">Date</w:t>
             </w:r>
           </w:p>
         </w:tc>
         <w:tc>
-          <w:tcPr/>
-          <w:p>
-            <w:pPr>
-              <w:pStyle w:val="Compact"/>
-              <w:jc w:val="left"/>
-            </w:pPr>
-            <w:r>
+          <w:tcPr>
+            <w:shd w:fill="FFFFFF" w:val="clear"/>
+          </w:tcPr>
+          <w:p>
+            <w:pPr>
+              <w:pStyle w:val="Compact"/>
+              <w:jc w:val="left"/>
+            </w:pPr>
+            <w:r>
+              <w:rPr>
+                <w:color w:val="1A1A1A"/>
+                <w:sz w:val="19"/>
+              </w:rPr>
               <w:t xml:space="preserve">__________________________________________</w:t>
             </w:r>
           </w:p>
@@ -2182,25 +3219,37 @@
       </w:tr>
       <w:tr>
         <w:tc>
-          <w:tcPr/>
-          <w:p>
-            <w:pPr>
-              <w:pStyle w:val="Compact"/>
-              <w:jc w:val="left"/>
-            </w:pPr>
-            <w:r>
+          <w:tcPr>
+            <w:shd w:fill="E8F8FF" w:val="clear"/>
+          </w:tcPr>
+          <w:p>
+            <w:pPr>
+              <w:pStyle w:val="Compact"/>
+              <w:jc w:val="left"/>
+            </w:pPr>
+            <w:r>
+              <w:rPr>
+                <w:color w:val="1A1A1A"/>
+                <w:sz w:val="19"/>
+              </w:rPr>
               <w:t xml:space="preserve">Designation</w:t>
             </w:r>
           </w:p>
         </w:tc>
         <w:tc>
-          <w:tcPr/>
-          <w:p>
-            <w:pPr>
-              <w:pStyle w:val="Compact"/>
-              <w:jc w:val="left"/>
-            </w:pPr>
-            <w:r>
+          <w:tcPr>
+            <w:shd w:fill="E8F8FF" w:val="clear"/>
+          </w:tcPr>
+          <w:p>
+            <w:pPr>
+              <w:pStyle w:val="Compact"/>
+              <w:jc w:val="left"/>
+            </w:pPr>
+            <w:r>
+              <w:rPr>
+                <w:color w:val="1A1A1A"/>
+                <w:sz w:val="19"/>
+              </w:rPr>
               <w:t xml:space="preserve">__________________________________________</w:t>
             </w:r>
           </w:p>
@@ -2212,8 +3261,16 @@
     <w:p>
       <w:pPr>
         <w:pStyle w:val="Heading3"/>
-      </w:pPr>
-      <w:r>
+        <w:rPr>
+          <w:color w:val="E08A00"/>
+        </w:rPr>
+      </w:pPr>
+      <w:r>
+        <w:rPr>
+          <w:b/>
+          <w:color w:val="E08A00"/>
+          <w:sz w:val="26"/>
+        </w:rPr>
         <w:t xml:space="preserve">Authorized By</w:t>
       </w:r>
     </w:p>
@@ -2223,6 +3280,14 @@
         <w:tblW w:type="auto" w:w="0"/>
         <w:tblLook w:firstRow="1" w:lastRow="0" w:firstColumn="0" w:lastColumn="0" w:noHBand="0" w:noVBand="0" w:val="0020"/>
         <w:jc w:val="start"/>
+        <w:tblBorders>
+          <w:top w:val="single" w:sz="4" w:space="0" w:color="B0D4E8"/>
+          <w:left w:val="single" w:sz="4" w:space="0" w:color="B0D4E8"/>
+          <w:bottom w:val="single" w:sz="4" w:space="0" w:color="B0D4E8"/>
+          <w:right w:val="single" w:sz="4" w:space="0" w:color="B0D4E8"/>
+          <w:insideH w:val="single" w:sz="4" w:space="0" w:color="B0D4E8"/>
+          <w:insideV w:val="single" w:sz="4" w:space="0" w:color="B0D4E8"/>
+        </w:tblBorders>
       </w:tblPr>
       <w:tblGrid>
         <w:gridCol w:w="3960"/>
@@ -2233,25 +3298,39 @@
           <w:tblHeader w:val="true"/>
         </w:trPr>
         <w:tc>
-          <w:tcPr/>
-          <w:p>
-            <w:pPr>
-              <w:pStyle w:val="Compact"/>
-              <w:jc w:val="left"/>
-            </w:pPr>
-            <w:r>
+          <w:tcPr>
+            <w:shd w:fill="0099CC" w:val="clear"/>
+          </w:tcPr>
+          <w:p>
+            <w:pPr>
+              <w:pStyle w:val="Compact"/>
+              <w:jc w:val="left"/>
+            </w:pPr>
+            <w:r>
+              <w:rPr>
+                <w:b/>
+                <w:color w:val="FFFFFF"/>
+                <w:sz w:val="20"/>
+              </w:rPr>
               <w:t xml:space="preserve">Field</w:t>
             </w:r>
           </w:p>
         </w:tc>
         <w:tc>
-          <w:tcPr/>
-          <w:p>
-            <w:pPr>
-              <w:pStyle w:val="Compact"/>
-              <w:jc w:val="left"/>
-            </w:pPr>
-            <w:r>
+          <w:tcPr>
+            <w:shd w:fill="0099CC" w:val="clear"/>
+          </w:tcPr>
+          <w:p>
+            <w:pPr>
+              <w:pStyle w:val="Compact"/>
+              <w:jc w:val="left"/>
+            </w:pPr>
+            <w:r>
+              <w:rPr>
+                <w:b/>
+                <w:color w:val="FFFFFF"/>
+                <w:sz w:val="20"/>
+              </w:rPr>
               <w:t xml:space="preserve">Details</w:t>
             </w:r>
           </w:p>
@@ -2259,25 +3338,37 @@
       </w:tr>
       <w:tr>
         <w:tc>
-          <w:tcPr/>
-          <w:p>
-            <w:pPr>
-              <w:pStyle w:val="Compact"/>
-              <w:jc w:val="left"/>
-            </w:pPr>
-            <w:r>
+          <w:tcPr>
+            <w:shd w:fill="FFFFFF" w:val="clear"/>
+          </w:tcPr>
+          <w:p>
+            <w:pPr>
+              <w:pStyle w:val="Compact"/>
+              <w:jc w:val="left"/>
+            </w:pPr>
+            <w:r>
+              <w:rPr>
+                <w:color w:val="1A1A1A"/>
+                <w:sz w:val="19"/>
+              </w:rPr>
               <w:t xml:space="preserve">Name</w:t>
             </w:r>
           </w:p>
         </w:tc>
         <w:tc>
-          <w:tcPr/>
-          <w:p>
-            <w:pPr>
-              <w:pStyle w:val="Compact"/>
-              <w:jc w:val="left"/>
-            </w:pPr>
-            <w:r>
+          <w:tcPr>
+            <w:shd w:fill="FFFFFF" w:val="clear"/>
+          </w:tcPr>
+          <w:p>
+            <w:pPr>
+              <w:pStyle w:val="Compact"/>
+              <w:jc w:val="left"/>
+            </w:pPr>
+            <w:r>
+              <w:rPr>
+                <w:color w:val="1A1A1A"/>
+                <w:sz w:val="19"/>
+              </w:rPr>
               <w:t xml:space="preserve">__________________________________________</w:t>
             </w:r>
           </w:p>
@@ -2285,25 +3376,37 @@
       </w:tr>
       <w:tr>
         <w:tc>
-          <w:tcPr/>
-          <w:p>
-            <w:pPr>
-              <w:pStyle w:val="Compact"/>
-              <w:jc w:val="left"/>
-            </w:pPr>
-            <w:r>
+          <w:tcPr>
+            <w:shd w:fill="E8F8FF" w:val="clear"/>
+          </w:tcPr>
+          <w:p>
+            <w:pPr>
+              <w:pStyle w:val="Compact"/>
+              <w:jc w:val="left"/>
+            </w:pPr>
+            <w:r>
+              <w:rPr>
+                <w:color w:val="1A1A1A"/>
+                <w:sz w:val="19"/>
+              </w:rPr>
               <w:t xml:space="preserve">Signature</w:t>
             </w:r>
           </w:p>
         </w:tc>
         <w:tc>
-          <w:tcPr/>
-          <w:p>
-            <w:pPr>
-              <w:pStyle w:val="Compact"/>
-              <w:jc w:val="left"/>
-            </w:pPr>
-            <w:r>
+          <w:tcPr>
+            <w:shd w:fill="E8F8FF" w:val="clear"/>
+          </w:tcPr>
+          <w:p>
+            <w:pPr>
+              <w:pStyle w:val="Compact"/>
+              <w:jc w:val="left"/>
+            </w:pPr>
+            <w:r>
+              <w:rPr>
+                <w:color w:val="1A1A1A"/>
+                <w:sz w:val="19"/>
+              </w:rPr>
               <w:t xml:space="preserve">__________________________________________</w:t>
             </w:r>
           </w:p>
@@ -2311,25 +3414,37 @@
       </w:tr>
       <w:tr>
         <w:tc>
-          <w:tcPr/>
-          <w:p>
-            <w:pPr>
-              <w:pStyle w:val="Compact"/>
-              <w:jc w:val="left"/>
-            </w:pPr>
-            <w:r>
+          <w:tcPr>
+            <w:shd w:fill="FFFFFF" w:val="clear"/>
+          </w:tcPr>
+          <w:p>
+            <w:pPr>
+              <w:pStyle w:val="Compact"/>
+              <w:jc w:val="left"/>
+            </w:pPr>
+            <w:r>
+              <w:rPr>
+                <w:color w:val="1A1A1A"/>
+                <w:sz w:val="19"/>
+              </w:rPr>
               <w:t xml:space="preserve">Date</w:t>
             </w:r>
           </w:p>
         </w:tc>
         <w:tc>
-          <w:tcPr/>
-          <w:p>
-            <w:pPr>
-              <w:pStyle w:val="Compact"/>
-              <w:jc w:val="left"/>
-            </w:pPr>
-            <w:r>
+          <w:tcPr>
+            <w:shd w:fill="FFFFFF" w:val="clear"/>
+          </w:tcPr>
+          <w:p>
+            <w:pPr>
+              <w:pStyle w:val="Compact"/>
+              <w:jc w:val="left"/>
+            </w:pPr>
+            <w:r>
+              <w:rPr>
+                <w:color w:val="1A1A1A"/>
+                <w:sz w:val="19"/>
+              </w:rPr>
               <w:t xml:space="preserve">__________________________________________</w:t>
             </w:r>
           </w:p>
@@ -2337,25 +3452,37 @@
       </w:tr>
       <w:tr>
         <w:tc>
-          <w:tcPr/>
-          <w:p>
-            <w:pPr>
-              <w:pStyle w:val="Compact"/>
-              <w:jc w:val="left"/>
-            </w:pPr>
-            <w:r>
+          <w:tcPr>
+            <w:shd w:fill="E8F8FF" w:val="clear"/>
+          </w:tcPr>
+          <w:p>
+            <w:pPr>
+              <w:pStyle w:val="Compact"/>
+              <w:jc w:val="left"/>
+            </w:pPr>
+            <w:r>
+              <w:rPr>
+                <w:color w:val="1A1A1A"/>
+                <w:sz w:val="19"/>
+              </w:rPr>
               <w:t xml:space="preserve">Designation</w:t>
             </w:r>
           </w:p>
         </w:tc>
         <w:tc>
-          <w:tcPr/>
-          <w:p>
-            <w:pPr>
-              <w:pStyle w:val="Compact"/>
-              <w:jc w:val="left"/>
-            </w:pPr>
-            <w:r>
+          <w:tcPr>
+            <w:shd w:fill="E8F8FF" w:val="clear"/>
+          </w:tcPr>
+          <w:p>
+            <w:pPr>
+              <w:pStyle w:val="Compact"/>
+              <w:jc w:val="left"/>
+            </w:pPr>
+            <w:r>
+              <w:rPr>
+                <w:color w:val="1A1A1A"/>
+                <w:sz w:val="19"/>
+              </w:rPr>
               <w:t xml:space="preserve">__________________________________________</w:t>
             </w:r>
           </w:p>
@@ -2367,8 +3494,16 @@
     <w:p>
       <w:pPr>
         <w:pStyle w:val="Heading3"/>
-      </w:pPr>
-      <w:r>
+        <w:rPr>
+          <w:color w:val="E08A00"/>
+        </w:rPr>
+      </w:pPr>
+      <w:r>
+        <w:rPr>
+          <w:b/>
+          <w:color w:val="E08A00"/>
+          <w:sz w:val="26"/>
+        </w:rPr>
         <w:t xml:space="preserve">Received By (Payee)</w:t>
       </w:r>
     </w:p>
@@ -2378,6 +3513,14 @@
         <w:tblW w:type="auto" w:w="0"/>
         <w:tblLook w:firstRow="1" w:lastRow="0" w:firstColumn="0" w:lastColumn="0" w:noHBand="0" w:noVBand="0" w:val="0020"/>
         <w:jc w:val="start"/>
+        <w:tblBorders>
+          <w:top w:val="single" w:sz="4" w:space="0" w:color="B0D4E8"/>
+          <w:left w:val="single" w:sz="4" w:space="0" w:color="B0D4E8"/>
+          <w:bottom w:val="single" w:sz="4" w:space="0" w:color="B0D4E8"/>
+          <w:right w:val="single" w:sz="4" w:space="0" w:color="B0D4E8"/>
+          <w:insideH w:val="single" w:sz="4" w:space="0" w:color="B0D4E8"/>
+          <w:insideV w:val="single" w:sz="4" w:space="0" w:color="B0D4E8"/>
+        </w:tblBorders>
       </w:tblPr>
       <w:tblGrid>
         <w:gridCol w:w="3960"/>
@@ -2388,25 +3531,39 @@
           <w:tblHeader w:val="true"/>
         </w:trPr>
         <w:tc>
-          <w:tcPr/>
-          <w:p>
-            <w:pPr>
-              <w:pStyle w:val="Compact"/>
-              <w:jc w:val="left"/>
-            </w:pPr>
-            <w:r>
+          <w:tcPr>
+            <w:shd w:fill="0099CC" w:val="clear"/>
+          </w:tcPr>
+          <w:p>
+            <w:pPr>
+              <w:pStyle w:val="Compact"/>
+              <w:jc w:val="left"/>
+            </w:pPr>
+            <w:r>
+              <w:rPr>
+                <w:b/>
+                <w:color w:val="FFFFFF"/>
+                <w:sz w:val="20"/>
+              </w:rPr>
               <w:t xml:space="preserve">Field</w:t>
             </w:r>
           </w:p>
         </w:tc>
         <w:tc>
-          <w:tcPr/>
-          <w:p>
-            <w:pPr>
-              <w:pStyle w:val="Compact"/>
-              <w:jc w:val="left"/>
-            </w:pPr>
-            <w:r>
+          <w:tcPr>
+            <w:shd w:fill="0099CC" w:val="clear"/>
+          </w:tcPr>
+          <w:p>
+            <w:pPr>
+              <w:pStyle w:val="Compact"/>
+              <w:jc w:val="left"/>
+            </w:pPr>
+            <w:r>
+              <w:rPr>
+                <w:b/>
+                <w:color w:val="FFFFFF"/>
+                <w:sz w:val="20"/>
+              </w:rPr>
               <w:t xml:space="preserve">Details</w:t>
             </w:r>
           </w:p>
@@ -2414,25 +3571,37 @@
       </w:tr>
       <w:tr>
         <w:tc>
-          <w:tcPr/>
-          <w:p>
-            <w:pPr>
-              <w:pStyle w:val="Compact"/>
-              <w:jc w:val="left"/>
-            </w:pPr>
-            <w:r>
+          <w:tcPr>
+            <w:shd w:fill="FFFFFF" w:val="clear"/>
+          </w:tcPr>
+          <w:p>
+            <w:pPr>
+              <w:pStyle w:val="Compact"/>
+              <w:jc w:val="left"/>
+            </w:pPr>
+            <w:r>
+              <w:rPr>
+                <w:color w:val="1A1A1A"/>
+                <w:sz w:val="19"/>
+              </w:rPr>
               <w:t xml:space="preserve">Name</w:t>
             </w:r>
           </w:p>
         </w:tc>
         <w:tc>
-          <w:tcPr/>
-          <w:p>
-            <w:pPr>
-              <w:pStyle w:val="Compact"/>
-              <w:jc w:val="left"/>
-            </w:pPr>
-            <w:r>
+          <w:tcPr>
+            <w:shd w:fill="FFFFFF" w:val="clear"/>
+          </w:tcPr>
+          <w:p>
+            <w:pPr>
+              <w:pStyle w:val="Compact"/>
+              <w:jc w:val="left"/>
+            </w:pPr>
+            <w:r>
+              <w:rPr>
+                <w:color w:val="1A1A1A"/>
+                <w:sz w:val="19"/>
+              </w:rPr>
               <w:t xml:space="preserve">__________________________________________</w:t>
             </w:r>
           </w:p>
@@ -2440,25 +3609,37 @@
       </w:tr>
       <w:tr>
         <w:tc>
-          <w:tcPr/>
-          <w:p>
-            <w:pPr>
-              <w:pStyle w:val="Compact"/>
-              <w:jc w:val="left"/>
-            </w:pPr>
-            <w:r>
+          <w:tcPr>
+            <w:shd w:fill="E8F8FF" w:val="clear"/>
+          </w:tcPr>
+          <w:p>
+            <w:pPr>
+              <w:pStyle w:val="Compact"/>
+              <w:jc w:val="left"/>
+            </w:pPr>
+            <w:r>
+              <w:rPr>
+                <w:color w:val="1A1A1A"/>
+                <w:sz w:val="19"/>
+              </w:rPr>
               <w:t xml:space="preserve">Signature</w:t>
             </w:r>
           </w:p>
         </w:tc>
         <w:tc>
-          <w:tcPr/>
-          <w:p>
-            <w:pPr>
-              <w:pStyle w:val="Compact"/>
-              <w:jc w:val="left"/>
-            </w:pPr>
-            <w:r>
+          <w:tcPr>
+            <w:shd w:fill="E8F8FF" w:val="clear"/>
+          </w:tcPr>
+          <w:p>
+            <w:pPr>
+              <w:pStyle w:val="Compact"/>
+              <w:jc w:val="left"/>
+            </w:pPr>
+            <w:r>
+              <w:rPr>
+                <w:color w:val="1A1A1A"/>
+                <w:sz w:val="19"/>
+              </w:rPr>
               <w:t xml:space="preserve">__________________________________________</w:t>
             </w:r>
           </w:p>
@@ -2466,25 +3647,37 @@
       </w:tr>
       <w:tr>
         <w:tc>
-          <w:tcPr/>
-          <w:p>
-            <w:pPr>
-              <w:pStyle w:val="Compact"/>
-              <w:jc w:val="left"/>
-            </w:pPr>
-            <w:r>
+          <w:tcPr>
+            <w:shd w:fill="FFFFFF" w:val="clear"/>
+          </w:tcPr>
+          <w:p>
+            <w:pPr>
+              <w:pStyle w:val="Compact"/>
+              <w:jc w:val="left"/>
+            </w:pPr>
+            <w:r>
+              <w:rPr>
+                <w:color w:val="1A1A1A"/>
+                <w:sz w:val="19"/>
+              </w:rPr>
               <w:t xml:space="preserve">Date</w:t>
             </w:r>
           </w:p>
         </w:tc>
         <w:tc>
-          <w:tcPr/>
-          <w:p>
-            <w:pPr>
-              <w:pStyle w:val="Compact"/>
-              <w:jc w:val="left"/>
-            </w:pPr>
-            <w:r>
+          <w:tcPr>
+            <w:shd w:fill="FFFFFF" w:val="clear"/>
+          </w:tcPr>
+          <w:p>
+            <w:pPr>
+              <w:pStyle w:val="Compact"/>
+              <w:jc w:val="left"/>
+            </w:pPr>
+            <w:r>
+              <w:rPr>
+                <w:color w:val="1A1A1A"/>
+                <w:sz w:val="19"/>
+              </w:rPr>
               <w:t xml:space="preserve">__________________________________________</w:t>
             </w:r>
           </w:p>
@@ -2492,25 +3685,37 @@
       </w:tr>
       <w:tr>
         <w:tc>
-          <w:tcPr/>
-          <w:p>
-            <w:pPr>
-              <w:pStyle w:val="Compact"/>
-              <w:jc w:val="left"/>
-            </w:pPr>
-            <w:r>
+          <w:tcPr>
+            <w:shd w:fill="E8F8FF" w:val="clear"/>
+          </w:tcPr>
+          <w:p>
+            <w:pPr>
+              <w:pStyle w:val="Compact"/>
+              <w:jc w:val="left"/>
+            </w:pPr>
+            <w:r>
+              <w:rPr>
+                <w:color w:val="1A1A1A"/>
+                <w:sz w:val="19"/>
+              </w:rPr>
               <w:t xml:space="preserve">Designation</w:t>
             </w:r>
           </w:p>
         </w:tc>
         <w:tc>
-          <w:tcPr/>
-          <w:p>
-            <w:pPr>
-              <w:pStyle w:val="Compact"/>
-              <w:jc w:val="left"/>
-            </w:pPr>
-            <w:r>
+          <w:tcPr>
+            <w:shd w:fill="E8F8FF" w:val="clear"/>
+          </w:tcPr>
+          <w:p>
+            <w:pPr>
+              <w:pStyle w:val="Compact"/>
+              <w:jc w:val="left"/>
+            </w:pPr>
+            <w:r>
+              <w:rPr>
+                <w:color w:val="1A1A1A"/>
+                <w:sz w:val="19"/>
+              </w:rPr>
               <w:t xml:space="preserve">__________________________________________</w:t>
             </w:r>
           </w:p>
@@ -2518,25 +3723,37 @@
       </w:tr>
       <w:tr>
         <w:tc>
-          <w:tcPr/>
-          <w:p>
-            <w:pPr>
-              <w:pStyle w:val="Compact"/>
-              <w:jc w:val="left"/>
-            </w:pPr>
-            <w:r>
+          <w:tcPr>
+            <w:shd w:fill="FFFFFF" w:val="clear"/>
+          </w:tcPr>
+          <w:p>
+            <w:pPr>
+              <w:pStyle w:val="Compact"/>
+              <w:jc w:val="left"/>
+            </w:pPr>
+            <w:r>
+              <w:rPr>
+                <w:color w:val="1A1A1A"/>
+                <w:sz w:val="19"/>
+              </w:rPr>
               <w:t xml:space="preserve">ID Type &amp; Number</w:t>
             </w:r>
           </w:p>
         </w:tc>
         <w:tc>
-          <w:tcPr/>
-          <w:p>
-            <w:pPr>
-              <w:pStyle w:val="Compact"/>
-              <w:jc w:val="left"/>
-            </w:pPr>
-            <w:r>
+          <w:tcPr>
+            <w:shd w:fill="FFFFFF" w:val="clear"/>
+          </w:tcPr>
+          <w:p>
+            <w:pPr>
+              <w:pStyle w:val="Compact"/>
+              <w:jc w:val="left"/>
+            </w:pPr>
+            <w:r>
+              <w:rPr>
+                <w:color w:val="1A1A1A"/>
+                <w:sz w:val="19"/>
+              </w:rPr>
               <w:t xml:space="preserve">__________________________________________</w:t>
             </w:r>
           </w:p>
@@ -2555,9 +3772,29 @@
     <w:bookmarkStart w:id="38" w:name="terms-and-conditions"/>
     <w:p>
       <w:pPr>
+        <w:pBdr>
+          <w:top w:val="single" w:sz="18" w:space="1" w:color="F5A623"/>
+          <w:bottom w:val="single" w:sz="6" w:space="1" w:color="0099CC"/>
+        </w:pBdr>
+        <w:spacing w:before="200" w:after="200"/>
+      </w:pPr>
+    </w:p>
+    <w:p>
+      <w:pPr>
         <w:pStyle w:val="Heading2"/>
-      </w:pPr>
-      <w:r>
+        <w:rPr>
+          <w:color w:val="0099CC"/>
+        </w:rPr>
+        <w:pBdr>
+          <w:bottom w:val="single" w:sz="6" w:space="2" w:color="00BFFF"/>
+        </w:pBdr>
+      </w:pPr>
+      <w:r>
+        <w:rPr>
+          <w:b/>
+          <w:color w:val="0099CC"/>
+          <w:sz w:val="32"/>
+        </w:rPr>
         <w:t xml:space="preserve">TERMS AND CONDITIONS</w:t>
       </w:r>
     </w:p>
@@ -2674,6 +3911,29 @@
         <w:right w:val="single" w:sz="18" w:space="24" w:color="E08A00"/>
       </w:pgBorders>
     </w:sectPr>
+    <w:p>
+      <w:pPr>
+        <w:pBdr>
+          <w:top w:val="single" w:sz="36" w:space="1" w:color="F5A623"/>
+          <w:bottom w:val="single" w:sz="12" w:space="0" w:color="00BFFF"/>
+        </w:pBdr>
+        <w:spacing w:before="300" w:after="0"/>
+      </w:pPr>
+    </w:p>
+    <w:p>
+      <w:pPr>
+        <w:jc w:val="center"/>
+        <w:spacing w:before="60" w:after="0"/>
+      </w:pPr>
+      <w:r>
+        <w:rPr>
+          <w:color w:val="0099CC"/>
+          <w:sz w:val="16"/>
+          <w:szCs w:val="16"/>
+        </w:rPr>
+        <w:t xml:space="preserve">PECH Group Holdings Ltd  |  Lagos, Nigeria  |  pechgroupholdings.tech</w:t>
+      </w:r>
+    </w:p>
   </w:body>
 </w:document>
 </file>

--- a/business_documents/PECH_PAYMENT_VOUCHER.docx
+++ b/business_documents/PECH_PAYMENT_VOUCHER.docx
@@ -58,71 +58,34 @@
         <w:spacing w:after="0"/>
       </w:pPr>
     </w:p>
-    <w:bookmarkStart w:id="39" w:name="pech-group-holdings-ltd"/>
-    <w:p>
-      <w:pPr>
-        <w:pStyle w:val="Heading1"/>
-        <w:rPr>
-          <w:color w:val="0099CC"/>
-        </w:rPr>
-        <w:pBdr>
-          <w:bottom w:val="single" w:sz="18" w:space="2" w:color="F5A623"/>
-        </w:pBdr>
-      </w:pPr>
-      <w:r>
-        <w:rPr>
-          <w:b/>
-          <w:color w:val="0099CC"/>
-          <w:sz w:val="44"/>
-        </w:rPr>
-        <w:t xml:space="preserve">PECH GROUP HOLDINGS LTD</w:t>
-      </w:r>
-    </w:p>
-    <w:bookmarkStart w:id="22" w:name="payment-voucher"/>
-    <w:p>
-      <w:pPr>
-        <w:pBdr>
-          <w:top w:val="single" w:sz="18" w:space="1" w:color="F5A623"/>
-          <w:bottom w:val="single" w:sz="6" w:space="1" w:color="0099CC"/>
-        </w:pBdr>
-        <w:spacing w:before="200" w:after="200"/>
-      </w:pPr>
-    </w:p>
-    <w:p>
-      <w:pPr>
-        <w:pStyle w:val="Heading2"/>
-        <w:rPr>
-          <w:color w:val="0099CC"/>
-        </w:rPr>
-        <w:pBdr>
-          <w:bottom w:val="single" w:sz="6" w:space="2" w:color="00BFFF"/>
-        </w:pBdr>
-      </w:pPr>
-      <w:r>
-        <w:rPr>
-          <w:b/>
-          <w:color w:val="0099CC"/>
-          <w:sz w:val="32"/>
-        </w:rPr>
+    <w:p>
+      <w:pPr>
+        <w:pStyle w:val="FirstParagraph"/>
+      </w:pPr>
+      <w:r>
+        <w:t xml:space="preserve">💳</w:t>
+      </w:r>
+    </w:p>
+    <w:p>
+      <w:pPr>
+        <w:pStyle w:val="BodyText"/>
+      </w:pPr>
+      <w:r>
         <w:t xml:space="preserve">PAYMENT VOUCHER</w:t>
       </w:r>
     </w:p>
-    <w:bookmarkStart w:id="21" w:name="confidential"/>
-    <w:p>
-      <w:pPr>
-        <w:pStyle w:val="Heading3"/>
-        <w:rPr>
-          <w:color w:val="E08A00"/>
-        </w:rPr>
-      </w:pPr>
-      <w:r>
-        <w:rPr>
-          <w:b/>
-          <w:color w:val="E08A00"/>
-          <w:sz w:val="26"/>
-        </w:rPr>
-        <w:t xml:space="preserve">CONFIDENTIAL</w:t>
-      </w:r>
+    <w:p>
+      <w:pPr>
+        <w:pStyle w:val="BodyText"/>
+      </w:pPr>
+      <w:r>
+        <w:t xml:space="preserve"> </w:t>
+      </w:r>
+    </w:p>
+    <w:p>
+      <w:pPr>
+        <w:pStyle w:val="BodyText"/>
+      </w:pPr>
     </w:p>
     <w:p>
       <w:r>
@@ -131,69 +94,7 @@
         </w:pict>
       </w:r>
     </w:p>
-    <w:p>
-      <w:pPr>
-        <w:pStyle w:val="FirstParagraph"/>
-      </w:pPr>
-      <w:r>
-        <w:rPr>
-          <w:bCs/>
-          <w:b/>
-        </w:rPr>
-        <w:t xml:space="preserve">PECH Group Holdings Ltd</w:t>
-      </w:r>
-      <w:r>
-        <w:t xml:space="preserve"> </w:t>
-      </w:r>
-      <w:r>
-        <w:t xml:space="preserve">Lagos, Nigeria</w:t>
-      </w:r>
-      <w:r>
-        <w:t xml:space="preserve"> </w:t>
-      </w:r>
-      <w:r>
-        <w:t xml:space="preserve">Website:</w:t>
-      </w:r>
-      <w:r>
-        <w:t xml:space="preserve"> </w:t>
-      </w:r>
-      <w:hyperlink r:id="rId20">
-        <w:r>
-          <w:rPr>
-            <w:rStyle w:val="Hyperlink"/>
-          </w:rPr>
-          <w:t xml:space="preserve">pechgroupholdings.tech</w:t>
-        </w:r>
-      </w:hyperlink>
-    </w:p>
-    <w:p>
-      <w:pPr>
-        <w:pStyle w:val="BodyText"/>
-      </w:pPr>
-      <w:r>
-        <w:rPr>
-          <w:bCs/>
-          <w:b/>
-        </w:rPr>
-        <w:t xml:space="preserve">Document Reference:</w:t>
-      </w:r>
-      <w:r>
-        <w:t xml:space="preserve"> </w:t>
-      </w:r>
-      <w:r>
-        <w:t xml:space="preserve">PV-[YYYY]-[NNNN]</w:t>
-      </w:r>
-    </w:p>
-    <w:p>
-      <w:r>
-        <w:pict>
-          <v:rect style="width:0;height:1.5pt" o:hralign="center" o:hrstd="t" o:hr="t"/>
-        </w:pict>
-      </w:r>
-    </w:p>
-    <w:bookmarkEnd w:id="21"/>
-    <w:bookmarkEnd w:id="22"/>
-    <w:bookmarkStart w:id="23" w:name="voucher-details"/>
+    <w:bookmarkStart w:id="20" w:name="voucher-details"/>
     <w:p>
       <w:pPr>
         <w:pBdr>
@@ -444,8 +345,8 @@
         </w:pict>
       </w:r>
     </w:p>
-    <w:bookmarkEnd w:id="23"/>
-    <w:bookmarkStart w:id="24" w:name="payee-details"/>
+    <w:bookmarkEnd w:id="20"/>
+    <w:bookmarkStart w:id="21" w:name="payee-details"/>
     <w:p>
       <w:pPr>
         <w:pBdr>
@@ -810,8 +711,8 @@
         </w:pict>
       </w:r>
     </w:p>
-    <w:bookmarkEnd w:id="24"/>
-    <w:bookmarkStart w:id="25" w:name="payee-bank-details"/>
+    <w:bookmarkEnd w:id="21"/>
+    <w:bookmarkStart w:id="22" w:name="payee-bank-details"/>
     <w:p>
       <w:pPr>
         <w:pBdr>
@@ -1062,8 +963,8 @@
         </w:pict>
       </w:r>
     </w:p>
-    <w:bookmarkEnd w:id="25"/>
-    <w:bookmarkStart w:id="26" w:name="payment-description"/>
+    <w:bookmarkEnd w:id="22"/>
+    <w:bookmarkStart w:id="23" w:name="payment-description"/>
     <w:p>
       <w:pPr>
         <w:pBdr>
@@ -1502,8 +1403,8 @@
         </w:pict>
       </w:r>
     </w:p>
-    <w:bookmarkEnd w:id="26"/>
-    <w:bookmarkStart w:id="27" w:name="payment-summary"/>
+    <w:bookmarkEnd w:id="23"/>
+    <w:bookmarkStart w:id="24" w:name="payment-summary"/>
     <w:p>
       <w:pPr>
         <w:pBdr>
@@ -1811,8 +1712,8 @@
         </w:pict>
       </w:r>
     </w:p>
-    <w:bookmarkEnd w:id="27"/>
-    <w:bookmarkStart w:id="30" w:name="payment-method"/>
+    <w:bookmarkEnd w:id="24"/>
+    <w:bookmarkStart w:id="27" w:name="payment-method"/>
     <w:p>
       <w:pPr>
         <w:pBdr>
@@ -1957,7 +1858,7 @@
         <w:t xml:space="preserve">__________________________________________</w:t>
       </w:r>
     </w:p>
-    <w:bookmarkStart w:id="28" w:name="cheque-details-if-applicable"/>
+    <w:bookmarkStart w:id="25" w:name="cheque-details-if-applicable"/>
     <w:p>
       <w:pPr>
         <w:pStyle w:val="Heading3"/>
@@ -2189,8 +2090,8 @@
         </w:tc>
       </w:tr>
     </w:tbl>
-    <w:bookmarkEnd w:id="28"/>
-    <w:bookmarkStart w:id="29" w:name="bank-transfer-details-if-applicable"/>
+    <w:bookmarkEnd w:id="25"/>
+    <w:bookmarkStart w:id="26" w:name="bank-transfer-details-if-applicable"/>
     <w:p>
       <w:pPr>
         <w:pStyle w:val="Heading3"/>
@@ -2391,9 +2292,9 @@
         </w:pict>
       </w:r>
     </w:p>
-    <w:bookmarkEnd w:id="29"/>
-    <w:bookmarkEnd w:id="30"/>
-    <w:bookmarkStart w:id="31" w:name="supporting-documents"/>
+    <w:bookmarkEnd w:id="26"/>
+    <w:bookmarkEnd w:id="27"/>
+    <w:bookmarkStart w:id="28" w:name="supporting-documents"/>
     <w:p>
       <w:pPr>
         <w:pBdr>
@@ -2513,8 +2414,8 @@
         </w:pict>
       </w:r>
     </w:p>
-    <w:bookmarkEnd w:id="31"/>
-    <w:bookmarkStart w:id="32" w:name="accounting-entries"/>
+    <w:bookmarkEnd w:id="28"/>
+    <w:bookmarkStart w:id="29" w:name="accounting-entries"/>
     <w:p>
       <w:pPr>
         <w:pBdr>
@@ -2761,8 +2662,8 @@
         </w:pict>
       </w:r>
     </w:p>
-    <w:bookmarkEnd w:id="32"/>
-    <w:bookmarkStart w:id="37" w:name="multi-level-approval"/>
+    <w:bookmarkEnd w:id="29"/>
+    <w:bookmarkStart w:id="34" w:name="multi-level-approval"/>
     <w:p>
       <w:pPr>
         <w:pBdr>
@@ -2791,7 +2692,7 @@
         <w:t xml:space="preserve">MULTI-LEVEL APPROVAL</w:t>
       </w:r>
     </w:p>
-    <w:bookmarkStart w:id="33" w:name="prepared-by"/>
+    <w:bookmarkStart w:id="30" w:name="prepared-by"/>
     <w:p>
       <w:pPr>
         <w:pStyle w:val="Heading3"/>
@@ -3023,8 +2924,8 @@
         </w:tc>
       </w:tr>
     </w:tbl>
-    <w:bookmarkEnd w:id="33"/>
-    <w:bookmarkStart w:id="34" w:name="checked-by"/>
+    <w:bookmarkEnd w:id="30"/>
+    <w:bookmarkStart w:id="31" w:name="checked-by"/>
     <w:p>
       <w:pPr>
         <w:pStyle w:val="Heading3"/>
@@ -3256,8 +3157,8 @@
         </w:tc>
       </w:tr>
     </w:tbl>
-    <w:bookmarkEnd w:id="34"/>
-    <w:bookmarkStart w:id="35" w:name="authorized-by"/>
+    <w:bookmarkEnd w:id="31"/>
+    <w:bookmarkStart w:id="32" w:name="authorized-by"/>
     <w:p>
       <w:pPr>
         <w:pStyle w:val="Heading3"/>
@@ -3489,8 +3390,8 @@
         </w:tc>
       </w:tr>
     </w:tbl>
-    <w:bookmarkEnd w:id="35"/>
-    <w:bookmarkStart w:id="36" w:name="received-by-payee"/>
+    <w:bookmarkEnd w:id="32"/>
+    <w:bookmarkStart w:id="33" w:name="received-by-payee"/>
     <w:p>
       <w:pPr>
         <w:pStyle w:val="Heading3"/>
@@ -3767,9 +3668,9 @@
         </w:pict>
       </w:r>
     </w:p>
-    <w:bookmarkEnd w:id="36"/>
-    <w:bookmarkEnd w:id="37"/>
-    <w:bookmarkStart w:id="38" w:name="terms-and-conditions"/>
+    <w:bookmarkEnd w:id="33"/>
+    <w:bookmarkEnd w:id="34"/>
+    <w:bookmarkStart w:id="35" w:name="terms-and-conditions"/>
     <w:p>
       <w:pPr>
         <w:pBdr>
@@ -3901,16 +3802,8 @@
         <w:t xml:space="preserve">This payment voucher is an internal document of PECH Group Holdings Ltd, Lagos, Nigeria. For authorized use only.</w:t>
       </w:r>
     </w:p>
-    <w:bookmarkEnd w:id="38"/>
-    <w:bookmarkEnd w:id="39"/>
-    <w:sectPr>
-      <w:pgBorders w:offsetFrom="page">
-        <w:top w:val="single" w:sz="18" w:space="24" w:color="00BFFF"/>
-        <w:left w:val="single" w:sz="18" w:space="24" w:color="0099CC"/>
-        <w:bottom w:val="single" w:sz="18" w:space="24" w:color="F5A623"/>
-        <w:right w:val="single" w:sz="18" w:space="24" w:color="E08A00"/>
-      </w:pgBorders>
-    </w:sectPr>
+    <w:bookmarkEnd w:id="35"/>
+    <w:sectPr/>
     <w:p>
       <w:pPr>
         <w:pBdr>
